--- a/IGI/LR1/Отчет.docx
+++ b/IGI/LR1/Отчет.docx
@@ -120,23 +120,13 @@
         </w:rPr>
         <w:t>Цель</w:t>
       </w:r>
-      <w:proofErr w:type="gramStart"/>
-      <w:r>
-        <w:rPr>
-          <w:rFonts w:ascii="Times New Roman" w:eastAsia="Times New Roman" w:hAnsi="Times New Roman" w:cs="Times New Roman"/>
-          <w:sz w:val="28"/>
-          <w:szCs w:val="28"/>
-        </w:rPr>
-        <w:t>: Познакомиться</w:t>
-      </w:r>
-      <w:proofErr w:type="gramEnd"/>
-      <w:r>
-        <w:rPr>
-          <w:rFonts w:ascii="Times New Roman" w:eastAsia="Times New Roman" w:hAnsi="Times New Roman" w:cs="Times New Roman"/>
-          <w:sz w:val="28"/>
-          <w:szCs w:val="28"/>
-        </w:rPr>
-        <w:t xml:space="preserve"> с возможностями и получить практические навыки работы с системой контроля версий </w:t>
+      <w:r>
+        <w:rPr>
+          <w:rFonts w:ascii="Times New Roman" w:eastAsia="Times New Roman" w:hAnsi="Times New Roman" w:cs="Times New Roman"/>
+          <w:sz w:val="28"/>
+          <w:szCs w:val="28"/>
+        </w:rPr>
+        <w:t xml:space="preserve">: Познакомиться с возможностями и получить практические навыки работы с системой контроля версий </w:t>
       </w:r>
       <w:proofErr w:type="spellStart"/>
       <w:r>
@@ -704,25 +694,14 @@
         </w:rPr>
         <w:t>File</w:t>
       </w:r>
-      <w:proofErr w:type="gramStart"/>
-      <w:r>
-        <w:rPr>
-          <w:rFonts w:ascii="Times New Roman" w:eastAsia="Times New Roman" w:hAnsi="Times New Roman" w:cs="Times New Roman"/>
-          <w:sz w:val="28"/>
-          <w:szCs w:val="28"/>
-          <w:lang w:val="ru-RU"/>
-        </w:rPr>
-        <w:t>’ &gt;</w:t>
-      </w:r>
-      <w:proofErr w:type="gramEnd"/>
-      <w:r>
-        <w:rPr>
-          <w:rFonts w:ascii="Times New Roman" w:eastAsia="Times New Roman" w:hAnsi="Times New Roman" w:cs="Times New Roman"/>
-          <w:sz w:val="28"/>
-          <w:szCs w:val="28"/>
-          <w:lang w:val="ru-RU"/>
-        </w:rPr>
-        <w:t xml:space="preserve"> &lt;</w:t>
+      <w:r>
+        <w:rPr>
+          <w:rFonts w:ascii="Times New Roman" w:eastAsia="Times New Roman" w:hAnsi="Times New Roman" w:cs="Times New Roman"/>
+          <w:sz w:val="28"/>
+          <w:szCs w:val="28"/>
+          <w:lang w:val="ru-RU"/>
+        </w:rPr>
+        <w:t>’ &gt; &lt;</w:t>
       </w:r>
       <w:r>
         <w:rPr>
@@ -1186,6 +1165,7 @@
       <w:r>
         <w:rPr>
           <w:rFonts w:ascii="Times New Roman" w:eastAsia="Times New Roman" w:hAnsi="Times New Roman" w:cs="Times New Roman"/>
+          <w:noProof/>
         </w:rPr>
         <w:drawing>
           <wp:inline distT="0" distB="0" distL="0" distR="0" wp14:anchorId="1FA1A8E4" wp14:editId="17D8EFF9">
@@ -1236,6 +1216,7 @@
       <w:r>
         <w:rPr>
           <w:rFonts w:ascii="Times New Roman" w:eastAsia="Times New Roman" w:hAnsi="Times New Roman" w:cs="Times New Roman"/>
+          <w:noProof/>
           <w:lang w:val="en-US"/>
         </w:rPr>
         <w:drawing>
@@ -1287,6 +1268,7 @@
       <w:r>
         <w:rPr>
           <w:rFonts w:ascii="Times New Roman" w:eastAsia="Times New Roman" w:hAnsi="Times New Roman" w:cs="Times New Roman"/>
+          <w:noProof/>
           <w:lang w:val="en-US"/>
         </w:rPr>
         <w:drawing>
@@ -1385,6 +1367,7 @@
       <w:r>
         <w:rPr>
           <w:rFonts w:ascii="Times New Roman" w:eastAsia="Times New Roman" w:hAnsi="Times New Roman" w:cs="Times New Roman"/>
+          <w:noProof/>
           <w:sz w:val="28"/>
           <w:szCs w:val="28"/>
           <w:lang w:val="en-US"/>
@@ -1440,6 +1423,7 @@
       <w:r>
         <w:rPr>
           <w:rFonts w:ascii="Times New Roman" w:eastAsia="Times New Roman" w:hAnsi="Times New Roman" w:cs="Times New Roman"/>
+          <w:noProof/>
           <w:sz w:val="28"/>
           <w:szCs w:val="28"/>
           <w:lang w:val="en-US"/>
@@ -1573,35 +1557,24 @@
           <w:highlight w:val="white"/>
         </w:rPr>
         <w:lastRenderedPageBreak/>
-        <w:t xml:space="preserve">выполните коммиты к </w:t>
-      </w:r>
-      <w:proofErr w:type="gramStart"/>
-      <w:r>
-        <w:rPr>
-          <w:rFonts w:ascii="Times New Roman" w:eastAsia="Times New Roman" w:hAnsi="Times New Roman" w:cs="Times New Roman"/>
-          <w:color w:val="252525"/>
-          <w:sz w:val="28"/>
-          <w:szCs w:val="28"/>
-          <w:highlight w:val="white"/>
-        </w:rPr>
-        <w:t>проиндексированным  файлам</w:t>
-      </w:r>
-      <w:proofErr w:type="gramEnd"/>
-    </w:p>
-    <w:p>
-      <w:pPr>
-        <w:pStyle w:val="a7"/>
-        <w:ind w:left="1440"/>
-        <w:rPr>
-          <w:rFonts w:ascii="Times New Roman" w:eastAsia="Times New Roman" w:hAnsi="Times New Roman" w:cs="Times New Roman"/>
-          <w:sz w:val="28"/>
-          <w:szCs w:val="28"/>
-          <w:lang w:val="en-US"/>
-        </w:rPr>
-      </w:pPr>
-      <w:r>
-        <w:rPr>
-          <w:rFonts w:ascii="Times New Roman" w:eastAsia="Times New Roman" w:hAnsi="Times New Roman" w:cs="Times New Roman"/>
+        <w:t>выполните коммиты к проиндексированным  файлам</w:t>
+      </w:r>
+    </w:p>
+    <w:p>
+      <w:pPr>
+        <w:pStyle w:val="a7"/>
+        <w:ind w:left="1440"/>
+        <w:rPr>
+          <w:rFonts w:ascii="Times New Roman" w:eastAsia="Times New Roman" w:hAnsi="Times New Roman" w:cs="Times New Roman"/>
+          <w:sz w:val="28"/>
+          <w:szCs w:val="28"/>
+          <w:lang w:val="en-US"/>
+        </w:rPr>
+      </w:pPr>
+      <w:r>
+        <w:rPr>
+          <w:rFonts w:ascii="Times New Roman" w:eastAsia="Times New Roman" w:hAnsi="Times New Roman" w:cs="Times New Roman"/>
+          <w:noProof/>
           <w:sz w:val="28"/>
           <w:szCs w:val="28"/>
           <w:lang w:val="en-US"/>
@@ -1657,6 +1630,7 @@
       <w:r>
         <w:rPr>
           <w:rFonts w:ascii="Times New Roman" w:eastAsia="Times New Roman" w:hAnsi="Times New Roman" w:cs="Times New Roman"/>
+          <w:noProof/>
           <w:sz w:val="28"/>
           <w:szCs w:val="28"/>
           <w:lang w:val="en-US"/>
@@ -1739,15 +1713,15 @@
         <w:pStyle w:val="a7"/>
         <w:ind w:left="1440"/>
         <w:rPr>
-          <w:rFonts w:ascii="Times New Roman" w:eastAsia="Times New Roman" w:hAnsi="Times New Roman" w:cs="Times New Roman"/>
-          <w:sz w:val="28"/>
-          <w:szCs w:val="28"/>
-          <w:lang w:val="ru-RU"/>
-        </w:rPr>
-      </w:pPr>
-      <w:r>
-        <w:rPr>
-          <w:rFonts w:ascii="Times New Roman" w:eastAsia="Times New Roman" w:hAnsi="Times New Roman" w:cs="Times New Roman"/>
+          <w:noProof/>
+          <w:lang w:val="en-US"/>
+          <w14:ligatures w14:val="standardContextual"/>
+        </w:rPr>
+      </w:pPr>
+      <w:r>
+        <w:rPr>
+          <w:rFonts w:ascii="Times New Roman" w:eastAsia="Times New Roman" w:hAnsi="Times New Roman" w:cs="Times New Roman"/>
+          <w:noProof/>
           <w:sz w:val="28"/>
           <w:szCs w:val="28"/>
           <w:lang w:val="ru-RU"/>
@@ -1837,6 +1811,2771 @@
         </w:drawing>
       </w:r>
     </w:p>
+    <w:p>
+      <w:pPr>
+        <w:pStyle w:val="a7"/>
+        <w:ind w:left="1440"/>
+        <w:rPr>
+          <w:noProof/>
+          <w:lang w:val="en-US"/>
+          <w14:ligatures w14:val="standardContextual"/>
+        </w:rPr>
+      </w:pPr>
+    </w:p>
+    <w:p>
+      <w:pPr>
+        <w:numPr>
+          <w:ilvl w:val="1"/>
+          <w:numId w:val="3"/>
+        </w:numPr>
+        <w:spacing w:line="259" w:lineRule="auto"/>
+        <w:rPr>
+          <w:rFonts w:ascii="Times New Roman" w:eastAsia="Times New Roman" w:hAnsi="Times New Roman" w:cs="Times New Roman"/>
+          <w:color w:val="252525"/>
+          <w:highlight w:val="white"/>
+        </w:rPr>
+      </w:pPr>
+      <w:r>
+        <w:rPr>
+          <w:rFonts w:ascii="Times New Roman" w:eastAsia="Times New Roman" w:hAnsi="Times New Roman" w:cs="Times New Roman"/>
+          <w:color w:val="252525"/>
+          <w:sz w:val="28"/>
+          <w:szCs w:val="28"/>
+          <w:highlight w:val="white"/>
+        </w:rPr>
+        <w:lastRenderedPageBreak/>
+        <w:t>переименуйте файлы</w:t>
+      </w:r>
+    </w:p>
+    <w:p>
+      <w:pPr>
+        <w:pStyle w:val="a7"/>
+        <w:ind w:left="1440"/>
+        <w:rPr>
+          <w:rFonts w:ascii="Times New Roman" w:eastAsia="Times New Roman" w:hAnsi="Times New Roman" w:cs="Times New Roman"/>
+          <w:sz w:val="28"/>
+          <w:szCs w:val="28"/>
+          <w:lang w:val="en-US"/>
+        </w:rPr>
+      </w:pPr>
+      <w:r>
+        <w:rPr>
+          <w:rFonts w:ascii="Times New Roman" w:eastAsia="Times New Roman" w:hAnsi="Times New Roman" w:cs="Times New Roman"/>
+          <w:noProof/>
+          <w:sz w:val="28"/>
+          <w:szCs w:val="28"/>
+          <w:lang w:val="en-US"/>
+        </w:rPr>
+        <w:drawing>
+          <wp:inline distT="0" distB="0" distL="0" distR="0" wp14:anchorId="67D03E5B" wp14:editId="3AF52152">
+            <wp:extent cx="5372850" cy="2562583"/>
+            <wp:effectExtent l="0" t="0" r="0" b="9525"/>
+            <wp:docPr id="442823636" name="Рисунок 1"/>
+            <wp:cNvGraphicFramePr>
+              <a:graphicFrameLocks xmlns:a="http://schemas.openxmlformats.org/drawingml/2006/main" noChangeAspect="1"/>
+            </wp:cNvGraphicFramePr>
+            <a:graphic xmlns:a="http://schemas.openxmlformats.org/drawingml/2006/main">
+              <a:graphicData uri="http://schemas.openxmlformats.org/drawingml/2006/picture">
+                <pic:pic xmlns:pic="http://schemas.openxmlformats.org/drawingml/2006/picture">
+                  <pic:nvPicPr>
+                    <pic:cNvPr id="442823636" name=""/>
+                    <pic:cNvPicPr/>
+                  </pic:nvPicPr>
+                  <pic:blipFill>
+                    <a:blip r:embed="rId19"/>
+                    <a:stretch>
+                      <a:fillRect/>
+                    </a:stretch>
+                  </pic:blipFill>
+                  <pic:spPr>
+                    <a:xfrm>
+                      <a:off x="0" y="0"/>
+                      <a:ext cx="5372850" cy="2562583"/>
+                    </a:xfrm>
+                    <a:prstGeom prst="rect">
+                      <a:avLst/>
+                    </a:prstGeom>
+                  </pic:spPr>
+                </pic:pic>
+              </a:graphicData>
+            </a:graphic>
+          </wp:inline>
+        </w:drawing>
+      </w:r>
+    </w:p>
+    <w:p>
+      <w:pPr>
+        <w:pStyle w:val="a7"/>
+        <w:numPr>
+          <w:ilvl w:val="1"/>
+          <w:numId w:val="3"/>
+        </w:numPr>
+        <w:rPr>
+          <w:rFonts w:ascii="Times New Roman" w:eastAsia="Times New Roman" w:hAnsi="Times New Roman" w:cs="Times New Roman"/>
+          <w:sz w:val="28"/>
+          <w:szCs w:val="28"/>
+          <w:lang w:val="ru-RU"/>
+        </w:rPr>
+      </w:pPr>
+      <w:r>
+        <w:rPr>
+          <w:rFonts w:ascii="Times New Roman" w:eastAsia="Times New Roman" w:hAnsi="Times New Roman" w:cs="Times New Roman"/>
+          <w:sz w:val="28"/>
+          <w:szCs w:val="28"/>
+        </w:rPr>
+        <w:t xml:space="preserve">создайте для IGI и STRWEB, а также для каждой ЛР, вложенной в них, </w:t>
+      </w:r>
+      <w:r>
+        <w:rPr>
+          <w:rFonts w:ascii="Times New Roman" w:eastAsia="Times New Roman" w:hAnsi="Times New Roman" w:cs="Times New Roman"/>
+          <w:sz w:val="28"/>
+          <w:szCs w:val="28"/>
+          <w:u w:val="single"/>
+        </w:rPr>
+        <w:t>отдельные ветки</w:t>
+      </w:r>
+      <w:r>
+        <w:rPr>
+          <w:rFonts w:ascii="Times New Roman" w:eastAsia="Times New Roman" w:hAnsi="Times New Roman" w:cs="Times New Roman"/>
+          <w:sz w:val="28"/>
+          <w:szCs w:val="28"/>
+        </w:rPr>
+        <w:t>, переместите папки и файлы на соответствующие ветки</w:t>
+      </w:r>
+    </w:p>
+    <w:p>
+      <w:pPr>
+        <w:pStyle w:val="a7"/>
+        <w:ind w:left="1440"/>
+        <w:rPr>
+          <w:rFonts w:ascii="Times New Roman" w:eastAsia="Times New Roman" w:hAnsi="Times New Roman" w:cs="Times New Roman"/>
+          <w:sz w:val="28"/>
+          <w:szCs w:val="28"/>
+          <w:lang w:val="en-US"/>
+        </w:rPr>
+      </w:pPr>
+      <w:r>
+        <w:rPr>
+          <w:rFonts w:ascii="Times New Roman" w:eastAsia="Times New Roman" w:hAnsi="Times New Roman" w:cs="Times New Roman"/>
+          <w:noProof/>
+          <w:sz w:val="28"/>
+          <w:szCs w:val="28"/>
+          <w:lang w:val="ru-RU"/>
+        </w:rPr>
+        <w:drawing>
+          <wp:inline distT="0" distB="0" distL="0" distR="0" wp14:anchorId="1DC30839" wp14:editId="5E1F2C7A">
+            <wp:extent cx="5325218" cy="2972215"/>
+            <wp:effectExtent l="0" t="0" r="0" b="0"/>
+            <wp:docPr id="1805747398" name="Рисунок 1"/>
+            <wp:cNvGraphicFramePr>
+              <a:graphicFrameLocks xmlns:a="http://schemas.openxmlformats.org/drawingml/2006/main" noChangeAspect="1"/>
+            </wp:cNvGraphicFramePr>
+            <a:graphic xmlns:a="http://schemas.openxmlformats.org/drawingml/2006/main">
+              <a:graphicData uri="http://schemas.openxmlformats.org/drawingml/2006/picture">
+                <pic:pic xmlns:pic="http://schemas.openxmlformats.org/drawingml/2006/picture">
+                  <pic:nvPicPr>
+                    <pic:cNvPr id="1805747398" name=""/>
+                    <pic:cNvPicPr/>
+                  </pic:nvPicPr>
+                  <pic:blipFill>
+                    <a:blip r:embed="rId20"/>
+                    <a:stretch>
+                      <a:fillRect/>
+                    </a:stretch>
+                  </pic:blipFill>
+                  <pic:spPr>
+                    <a:xfrm>
+                      <a:off x="0" y="0"/>
+                      <a:ext cx="5325218" cy="2972215"/>
+                    </a:xfrm>
+                    <a:prstGeom prst="rect">
+                      <a:avLst/>
+                    </a:prstGeom>
+                  </pic:spPr>
+                </pic:pic>
+              </a:graphicData>
+            </a:graphic>
+          </wp:inline>
+        </w:drawing>
+      </w:r>
+    </w:p>
+    <w:p>
+      <w:pPr>
+        <w:pStyle w:val="a7"/>
+        <w:ind w:left="1440"/>
+        <w:rPr>
+          <w:rFonts w:ascii="Times New Roman" w:eastAsia="Times New Roman" w:hAnsi="Times New Roman" w:cs="Times New Roman"/>
+          <w:sz w:val="28"/>
+          <w:szCs w:val="28"/>
+          <w:lang w:val="en-US"/>
+        </w:rPr>
+      </w:pPr>
+    </w:p>
+    <w:p>
+      <w:pPr>
+        <w:pStyle w:val="a7"/>
+        <w:ind w:left="1440"/>
+        <w:rPr>
+          <w:rFonts w:ascii="Times New Roman" w:eastAsia="Times New Roman" w:hAnsi="Times New Roman" w:cs="Times New Roman"/>
+          <w:sz w:val="28"/>
+          <w:szCs w:val="28"/>
+          <w:lang w:val="en-US"/>
+        </w:rPr>
+      </w:pPr>
+    </w:p>
+    <w:p>
+      <w:pPr>
+        <w:pStyle w:val="a7"/>
+        <w:ind w:left="1440"/>
+        <w:rPr>
+          <w:rFonts w:ascii="Times New Roman" w:eastAsia="Times New Roman" w:hAnsi="Times New Roman" w:cs="Times New Roman"/>
+          <w:sz w:val="28"/>
+          <w:szCs w:val="28"/>
+          <w:lang w:val="en-US"/>
+        </w:rPr>
+      </w:pPr>
+    </w:p>
+    <w:p>
+      <w:pPr>
+        <w:pStyle w:val="a7"/>
+        <w:ind w:left="1440"/>
+        <w:rPr>
+          <w:rFonts w:ascii="Times New Roman" w:eastAsia="Times New Roman" w:hAnsi="Times New Roman" w:cs="Times New Roman"/>
+          <w:sz w:val="28"/>
+          <w:szCs w:val="28"/>
+          <w:lang w:val="en-US"/>
+        </w:rPr>
+      </w:pPr>
+    </w:p>
+    <w:p>
+      <w:pPr>
+        <w:pStyle w:val="a7"/>
+        <w:ind w:left="1440"/>
+        <w:rPr>
+          <w:rFonts w:ascii="Times New Roman" w:eastAsia="Times New Roman" w:hAnsi="Times New Roman" w:cs="Times New Roman"/>
+          <w:sz w:val="28"/>
+          <w:szCs w:val="28"/>
+          <w:lang w:val="en-US"/>
+        </w:rPr>
+      </w:pPr>
+    </w:p>
+    <w:p>
+      <w:pPr>
+        <w:pStyle w:val="a7"/>
+        <w:ind w:left="1440"/>
+        <w:rPr>
+          <w:rFonts w:ascii="Times New Roman" w:eastAsia="Times New Roman" w:hAnsi="Times New Roman" w:cs="Times New Roman"/>
+          <w:sz w:val="28"/>
+          <w:szCs w:val="28"/>
+          <w:lang w:val="en-US"/>
+        </w:rPr>
+      </w:pPr>
+    </w:p>
+    <w:p>
+      <w:pPr>
+        <w:pStyle w:val="a7"/>
+        <w:numPr>
+          <w:ilvl w:val="1"/>
+          <w:numId w:val="3"/>
+        </w:numPr>
+        <w:rPr>
+          <w:rFonts w:ascii="Times New Roman" w:eastAsia="Times New Roman" w:hAnsi="Times New Roman" w:cs="Times New Roman"/>
+          <w:sz w:val="28"/>
+          <w:szCs w:val="28"/>
+          <w:lang w:val="ru-RU"/>
+        </w:rPr>
+      </w:pPr>
+      <w:r>
+        <w:rPr>
+          <w:rFonts w:ascii="Times New Roman" w:eastAsia="Times New Roman" w:hAnsi="Times New Roman" w:cs="Times New Roman"/>
+          <w:sz w:val="28"/>
+          <w:szCs w:val="28"/>
+        </w:rPr>
+        <w:lastRenderedPageBreak/>
+        <w:t xml:space="preserve">выведите историю коммитов: полностью и с ограничением вывода – отобрать только последние,  до и после указанной даты, по автору файлов, коммитов (флаги n, </w:t>
+      </w:r>
+      <w:proofErr w:type="spellStart"/>
+      <w:r>
+        <w:rPr>
+          <w:rFonts w:ascii="Times New Roman" w:eastAsia="Times New Roman" w:hAnsi="Times New Roman" w:cs="Times New Roman"/>
+          <w:sz w:val="28"/>
+          <w:szCs w:val="28"/>
+        </w:rPr>
+        <w:t>since</w:t>
+      </w:r>
+      <w:proofErr w:type="spellEnd"/>
+      <w:r>
+        <w:rPr>
+          <w:rFonts w:ascii="Times New Roman" w:eastAsia="Times New Roman" w:hAnsi="Times New Roman" w:cs="Times New Roman"/>
+          <w:sz w:val="28"/>
+          <w:szCs w:val="28"/>
+        </w:rPr>
+        <w:t xml:space="preserve">, </w:t>
+      </w:r>
+      <w:proofErr w:type="spellStart"/>
+      <w:r>
+        <w:rPr>
+          <w:rFonts w:ascii="Times New Roman" w:eastAsia="Times New Roman" w:hAnsi="Times New Roman" w:cs="Times New Roman"/>
+          <w:sz w:val="28"/>
+          <w:szCs w:val="28"/>
+        </w:rPr>
+        <w:t>after</w:t>
+      </w:r>
+      <w:proofErr w:type="spellEnd"/>
+      <w:r>
+        <w:rPr>
+          <w:rFonts w:ascii="Times New Roman" w:eastAsia="Times New Roman" w:hAnsi="Times New Roman" w:cs="Times New Roman"/>
+          <w:sz w:val="28"/>
+          <w:szCs w:val="28"/>
+        </w:rPr>
+        <w:t xml:space="preserve">, </w:t>
+      </w:r>
+      <w:proofErr w:type="spellStart"/>
+      <w:r>
+        <w:rPr>
+          <w:rFonts w:ascii="Times New Roman" w:eastAsia="Times New Roman" w:hAnsi="Times New Roman" w:cs="Times New Roman"/>
+          <w:sz w:val="28"/>
+          <w:szCs w:val="28"/>
+        </w:rPr>
+        <w:t>until</w:t>
+      </w:r>
+      <w:proofErr w:type="spellEnd"/>
+      <w:r>
+        <w:rPr>
+          <w:rFonts w:ascii="Times New Roman" w:eastAsia="Times New Roman" w:hAnsi="Times New Roman" w:cs="Times New Roman"/>
+          <w:sz w:val="28"/>
+          <w:szCs w:val="28"/>
+        </w:rPr>
+        <w:t xml:space="preserve">, </w:t>
+      </w:r>
+      <w:proofErr w:type="spellStart"/>
+      <w:r>
+        <w:rPr>
+          <w:rFonts w:ascii="Times New Roman" w:eastAsia="Times New Roman" w:hAnsi="Times New Roman" w:cs="Times New Roman"/>
+          <w:sz w:val="28"/>
+          <w:szCs w:val="28"/>
+        </w:rPr>
+        <w:t>before</w:t>
+      </w:r>
+      <w:proofErr w:type="spellEnd"/>
+      <w:r>
+        <w:rPr>
+          <w:rFonts w:ascii="Times New Roman" w:eastAsia="Times New Roman" w:hAnsi="Times New Roman" w:cs="Times New Roman"/>
+          <w:sz w:val="28"/>
+          <w:szCs w:val="28"/>
+        </w:rPr>
+        <w:t xml:space="preserve">, </w:t>
+      </w:r>
+      <w:proofErr w:type="spellStart"/>
+      <w:r>
+        <w:rPr>
+          <w:rFonts w:ascii="Times New Roman" w:eastAsia="Times New Roman" w:hAnsi="Times New Roman" w:cs="Times New Roman"/>
+          <w:sz w:val="28"/>
+          <w:szCs w:val="28"/>
+        </w:rPr>
+        <w:t>author</w:t>
+      </w:r>
+      <w:proofErr w:type="spellEnd"/>
+      <w:r>
+        <w:rPr>
+          <w:rFonts w:ascii="Times New Roman" w:eastAsia="Times New Roman" w:hAnsi="Times New Roman" w:cs="Times New Roman"/>
+          <w:sz w:val="28"/>
+          <w:szCs w:val="28"/>
+        </w:rPr>
+        <w:t xml:space="preserve">, </w:t>
+      </w:r>
+      <w:proofErr w:type="spellStart"/>
+      <w:r>
+        <w:rPr>
+          <w:rFonts w:ascii="Times New Roman" w:eastAsia="Times New Roman" w:hAnsi="Times New Roman" w:cs="Times New Roman"/>
+          <w:sz w:val="28"/>
+          <w:szCs w:val="28"/>
+        </w:rPr>
+        <w:t>committer</w:t>
+      </w:r>
+      <w:proofErr w:type="spellEnd"/>
+      <w:r>
+        <w:rPr>
+          <w:rFonts w:ascii="Times New Roman" w:eastAsia="Times New Roman" w:hAnsi="Times New Roman" w:cs="Times New Roman"/>
+          <w:sz w:val="28"/>
+          <w:szCs w:val="28"/>
+        </w:rPr>
+        <w:t xml:space="preserve">, </w:t>
+      </w:r>
+      <w:proofErr w:type="spellStart"/>
+      <w:r>
+        <w:rPr>
+          <w:rFonts w:ascii="Times New Roman" w:eastAsia="Times New Roman" w:hAnsi="Times New Roman" w:cs="Times New Roman"/>
+          <w:sz w:val="28"/>
+          <w:szCs w:val="28"/>
+        </w:rPr>
+        <w:t>grep</w:t>
+      </w:r>
+      <w:proofErr w:type="spellEnd"/>
+      <w:r>
+        <w:rPr>
+          <w:rFonts w:ascii="Times New Roman" w:eastAsia="Times New Roman" w:hAnsi="Times New Roman" w:cs="Times New Roman"/>
+          <w:sz w:val="28"/>
+          <w:szCs w:val="28"/>
+        </w:rPr>
+        <w:t>)</w:t>
+      </w:r>
+    </w:p>
+    <w:p>
+      <w:pPr>
+        <w:pStyle w:val="a7"/>
+        <w:ind w:left="1440"/>
+        <w:rPr>
+          <w:rFonts w:ascii="Times New Roman" w:eastAsia="Times New Roman" w:hAnsi="Times New Roman" w:cs="Times New Roman"/>
+          <w:sz w:val="28"/>
+          <w:szCs w:val="28"/>
+          <w:lang w:val="en-US"/>
+        </w:rPr>
+      </w:pPr>
+      <w:r>
+        <w:rPr>
+          <w:rFonts w:ascii="Times New Roman" w:eastAsia="Times New Roman" w:hAnsi="Times New Roman" w:cs="Times New Roman"/>
+          <w:noProof/>
+          <w:sz w:val="28"/>
+          <w:szCs w:val="28"/>
+          <w:lang w:val="ru-RU"/>
+        </w:rPr>
+        <w:drawing>
+          <wp:inline distT="0" distB="0" distL="0" distR="0" wp14:anchorId="47B0F099" wp14:editId="0598FEB2">
+            <wp:extent cx="5943600" cy="644525"/>
+            <wp:effectExtent l="0" t="0" r="0" b="3175"/>
+            <wp:docPr id="995261534" name="Рисунок 1"/>
+            <wp:cNvGraphicFramePr>
+              <a:graphicFrameLocks xmlns:a="http://schemas.openxmlformats.org/drawingml/2006/main" noChangeAspect="1"/>
+            </wp:cNvGraphicFramePr>
+            <a:graphic xmlns:a="http://schemas.openxmlformats.org/drawingml/2006/main">
+              <a:graphicData uri="http://schemas.openxmlformats.org/drawingml/2006/picture">
+                <pic:pic xmlns:pic="http://schemas.openxmlformats.org/drawingml/2006/picture">
+                  <pic:nvPicPr>
+                    <pic:cNvPr id="995261534" name=""/>
+                    <pic:cNvPicPr/>
+                  </pic:nvPicPr>
+                  <pic:blipFill>
+                    <a:blip r:embed="rId21"/>
+                    <a:stretch>
+                      <a:fillRect/>
+                    </a:stretch>
+                  </pic:blipFill>
+                  <pic:spPr>
+                    <a:xfrm>
+                      <a:off x="0" y="0"/>
+                      <a:ext cx="5943600" cy="644525"/>
+                    </a:xfrm>
+                    <a:prstGeom prst="rect">
+                      <a:avLst/>
+                    </a:prstGeom>
+                  </pic:spPr>
+                </pic:pic>
+              </a:graphicData>
+            </a:graphic>
+          </wp:inline>
+        </w:drawing>
+      </w:r>
+    </w:p>
+    <w:p>
+      <w:pPr>
+        <w:pStyle w:val="a7"/>
+        <w:ind w:left="1440"/>
+        <w:rPr>
+          <w:rFonts w:ascii="Times New Roman" w:eastAsia="Times New Roman" w:hAnsi="Times New Roman" w:cs="Times New Roman"/>
+          <w:sz w:val="28"/>
+          <w:szCs w:val="28"/>
+          <w:lang w:val="en-US"/>
+        </w:rPr>
+      </w:pPr>
+      <w:r>
+        <w:rPr>
+          <w:rFonts w:ascii="Times New Roman" w:eastAsia="Times New Roman" w:hAnsi="Times New Roman" w:cs="Times New Roman"/>
+          <w:noProof/>
+          <w:sz w:val="28"/>
+          <w:szCs w:val="28"/>
+          <w:lang w:val="en-US"/>
+        </w:rPr>
+        <w:drawing>
+          <wp:inline distT="0" distB="0" distL="0" distR="0" wp14:anchorId="12DC7BE5" wp14:editId="749638F7">
+            <wp:extent cx="5943600" cy="962025"/>
+            <wp:effectExtent l="0" t="0" r="0" b="9525"/>
+            <wp:docPr id="491134930" name="Рисунок 1"/>
+            <wp:cNvGraphicFramePr>
+              <a:graphicFrameLocks xmlns:a="http://schemas.openxmlformats.org/drawingml/2006/main" noChangeAspect="1"/>
+            </wp:cNvGraphicFramePr>
+            <a:graphic xmlns:a="http://schemas.openxmlformats.org/drawingml/2006/main">
+              <a:graphicData uri="http://schemas.openxmlformats.org/drawingml/2006/picture">
+                <pic:pic xmlns:pic="http://schemas.openxmlformats.org/drawingml/2006/picture">
+                  <pic:nvPicPr>
+                    <pic:cNvPr id="491134930" name=""/>
+                    <pic:cNvPicPr/>
+                  </pic:nvPicPr>
+                  <pic:blipFill>
+                    <a:blip r:embed="rId22"/>
+                    <a:stretch>
+                      <a:fillRect/>
+                    </a:stretch>
+                  </pic:blipFill>
+                  <pic:spPr>
+                    <a:xfrm>
+                      <a:off x="0" y="0"/>
+                      <a:ext cx="5943600" cy="962025"/>
+                    </a:xfrm>
+                    <a:prstGeom prst="rect">
+                      <a:avLst/>
+                    </a:prstGeom>
+                  </pic:spPr>
+                </pic:pic>
+              </a:graphicData>
+            </a:graphic>
+          </wp:inline>
+        </w:drawing>
+      </w:r>
+    </w:p>
+    <w:p>
+      <w:pPr>
+        <w:pStyle w:val="a7"/>
+        <w:ind w:left="1440"/>
+        <w:rPr>
+          <w:rFonts w:ascii="Times New Roman" w:eastAsia="Times New Roman" w:hAnsi="Times New Roman" w:cs="Times New Roman"/>
+          <w:sz w:val="28"/>
+          <w:szCs w:val="28"/>
+          <w:lang w:val="en-US"/>
+        </w:rPr>
+      </w:pPr>
+      <w:r>
+        <w:rPr>
+          <w:rFonts w:ascii="Times New Roman" w:eastAsia="Times New Roman" w:hAnsi="Times New Roman" w:cs="Times New Roman"/>
+          <w:noProof/>
+          <w:sz w:val="28"/>
+          <w:szCs w:val="28"/>
+          <w:lang w:val="en-US"/>
+        </w:rPr>
+        <w:drawing>
+          <wp:inline distT="0" distB="0" distL="0" distR="0" wp14:anchorId="54DEBAD3" wp14:editId="39A671D6">
+            <wp:extent cx="5943600" cy="658495"/>
+            <wp:effectExtent l="0" t="0" r="0" b="8255"/>
+            <wp:docPr id="399022077" name="Рисунок 1"/>
+            <wp:cNvGraphicFramePr>
+              <a:graphicFrameLocks xmlns:a="http://schemas.openxmlformats.org/drawingml/2006/main" noChangeAspect="1"/>
+            </wp:cNvGraphicFramePr>
+            <a:graphic xmlns:a="http://schemas.openxmlformats.org/drawingml/2006/main">
+              <a:graphicData uri="http://schemas.openxmlformats.org/drawingml/2006/picture">
+                <pic:pic xmlns:pic="http://schemas.openxmlformats.org/drawingml/2006/picture">
+                  <pic:nvPicPr>
+                    <pic:cNvPr id="399022077" name=""/>
+                    <pic:cNvPicPr/>
+                  </pic:nvPicPr>
+                  <pic:blipFill>
+                    <a:blip r:embed="rId23"/>
+                    <a:stretch>
+                      <a:fillRect/>
+                    </a:stretch>
+                  </pic:blipFill>
+                  <pic:spPr>
+                    <a:xfrm>
+                      <a:off x="0" y="0"/>
+                      <a:ext cx="5943600" cy="658495"/>
+                    </a:xfrm>
+                    <a:prstGeom prst="rect">
+                      <a:avLst/>
+                    </a:prstGeom>
+                  </pic:spPr>
+                </pic:pic>
+              </a:graphicData>
+            </a:graphic>
+          </wp:inline>
+        </w:drawing>
+      </w:r>
+    </w:p>
+    <w:p>
+      <w:pPr>
+        <w:pStyle w:val="a7"/>
+        <w:ind w:left="1440"/>
+        <w:rPr>
+          <w:rFonts w:ascii="Times New Roman" w:eastAsia="Times New Roman" w:hAnsi="Times New Roman" w:cs="Times New Roman"/>
+          <w:sz w:val="28"/>
+          <w:szCs w:val="28"/>
+          <w:lang w:val="en-US"/>
+        </w:rPr>
+      </w:pPr>
+      <w:r>
+        <w:rPr>
+          <w:rFonts w:ascii="Times New Roman" w:eastAsia="Times New Roman" w:hAnsi="Times New Roman" w:cs="Times New Roman"/>
+          <w:noProof/>
+          <w:sz w:val="28"/>
+          <w:szCs w:val="28"/>
+          <w:lang w:val="en-US"/>
+        </w:rPr>
+        <w:drawing>
+          <wp:inline distT="0" distB="0" distL="0" distR="0" wp14:anchorId="5513A662" wp14:editId="178C3F44">
+            <wp:extent cx="5943600" cy="631825"/>
+            <wp:effectExtent l="0" t="0" r="0" b="0"/>
+            <wp:docPr id="199499089" name="Рисунок 1"/>
+            <wp:cNvGraphicFramePr>
+              <a:graphicFrameLocks xmlns:a="http://schemas.openxmlformats.org/drawingml/2006/main" noChangeAspect="1"/>
+            </wp:cNvGraphicFramePr>
+            <a:graphic xmlns:a="http://schemas.openxmlformats.org/drawingml/2006/main">
+              <a:graphicData uri="http://schemas.openxmlformats.org/drawingml/2006/picture">
+                <pic:pic xmlns:pic="http://schemas.openxmlformats.org/drawingml/2006/picture">
+                  <pic:nvPicPr>
+                    <pic:cNvPr id="199499089" name=""/>
+                    <pic:cNvPicPr/>
+                  </pic:nvPicPr>
+                  <pic:blipFill>
+                    <a:blip r:embed="rId24"/>
+                    <a:stretch>
+                      <a:fillRect/>
+                    </a:stretch>
+                  </pic:blipFill>
+                  <pic:spPr>
+                    <a:xfrm>
+                      <a:off x="0" y="0"/>
+                      <a:ext cx="5943600" cy="631825"/>
+                    </a:xfrm>
+                    <a:prstGeom prst="rect">
+                      <a:avLst/>
+                    </a:prstGeom>
+                  </pic:spPr>
+                </pic:pic>
+              </a:graphicData>
+            </a:graphic>
+          </wp:inline>
+        </w:drawing>
+      </w:r>
+    </w:p>
+    <w:p>
+      <w:pPr>
+        <w:pStyle w:val="a7"/>
+        <w:ind w:left="1440"/>
+        <w:rPr>
+          <w:rFonts w:ascii="Times New Roman" w:eastAsia="Times New Roman" w:hAnsi="Times New Roman" w:cs="Times New Roman"/>
+          <w:sz w:val="28"/>
+          <w:szCs w:val="28"/>
+          <w:lang w:val="en-US"/>
+        </w:rPr>
+      </w:pPr>
+    </w:p>
+    <w:p>
+      <w:pPr>
+        <w:pStyle w:val="a7"/>
+        <w:numPr>
+          <w:ilvl w:val="1"/>
+          <w:numId w:val="3"/>
+        </w:numPr>
+        <w:rPr>
+          <w:rFonts w:ascii="Times New Roman" w:eastAsia="Times New Roman" w:hAnsi="Times New Roman" w:cs="Times New Roman"/>
+          <w:sz w:val="32"/>
+          <w:szCs w:val="32"/>
+          <w:lang w:val="en-US"/>
+        </w:rPr>
+      </w:pPr>
+      <w:r>
+        <w:rPr>
+          <w:rFonts w:ascii="Times New Roman" w:eastAsia="Times New Roman" w:hAnsi="Times New Roman" w:cs="Times New Roman"/>
+          <w:sz w:val="28"/>
+          <w:szCs w:val="28"/>
+          <w:lang w:val="ru-RU"/>
+        </w:rPr>
+        <w:t>исследуйте</w:t>
+      </w:r>
+      <w:r>
+        <w:rPr>
+          <w:rFonts w:ascii="Times New Roman" w:eastAsia="Times New Roman" w:hAnsi="Times New Roman" w:cs="Times New Roman"/>
+          <w:sz w:val="28"/>
+          <w:szCs w:val="28"/>
+          <w:lang w:val="en-US"/>
+        </w:rPr>
+        <w:t xml:space="preserve"> </w:t>
+      </w:r>
+      <w:r>
+        <w:rPr>
+          <w:rFonts w:ascii="Times New Roman" w:eastAsia="Times New Roman" w:hAnsi="Times New Roman" w:cs="Times New Roman"/>
+          <w:sz w:val="28"/>
+          <w:szCs w:val="28"/>
+          <w:lang w:val="ru-RU"/>
+        </w:rPr>
+        <w:t>флаги</w:t>
+      </w:r>
+      <w:r>
+        <w:rPr>
+          <w:rFonts w:ascii="Times New Roman" w:eastAsia="Times New Roman" w:hAnsi="Times New Roman" w:cs="Times New Roman"/>
+          <w:sz w:val="28"/>
+          <w:szCs w:val="28"/>
+          <w:lang w:val="en-US"/>
+        </w:rPr>
+        <w:t xml:space="preserve"> </w:t>
+      </w:r>
+      <w:r>
+        <w:rPr>
+          <w:rFonts w:ascii="Times New Roman" w:eastAsia="Times New Roman" w:hAnsi="Times New Roman" w:cs="Times New Roman"/>
+          <w:sz w:val="28"/>
+          <w:szCs w:val="28"/>
+          <w:lang w:val="ru-RU"/>
+        </w:rPr>
+        <w:t>для</w:t>
+      </w:r>
+      <w:r>
+        <w:rPr>
+          <w:rFonts w:ascii="Times New Roman" w:eastAsia="Times New Roman" w:hAnsi="Times New Roman" w:cs="Times New Roman"/>
+          <w:sz w:val="28"/>
+          <w:szCs w:val="28"/>
+          <w:lang w:val="en-US"/>
+        </w:rPr>
+        <w:t xml:space="preserve"> git log: p , stat ,</w:t>
+      </w:r>
+      <w:proofErr w:type="spellStart"/>
+      <w:r>
+        <w:rPr>
+          <w:rFonts w:ascii="Times New Roman" w:eastAsia="Times New Roman" w:hAnsi="Times New Roman" w:cs="Times New Roman"/>
+          <w:sz w:val="28"/>
+          <w:szCs w:val="28"/>
+          <w:lang w:val="en-US"/>
+        </w:rPr>
+        <w:t>shortstat</w:t>
+      </w:r>
+      <w:proofErr w:type="spellEnd"/>
+      <w:r>
+        <w:rPr>
+          <w:rFonts w:ascii="Times New Roman" w:eastAsia="Times New Roman" w:hAnsi="Times New Roman" w:cs="Times New Roman"/>
+          <w:sz w:val="28"/>
+          <w:szCs w:val="28"/>
+          <w:lang w:val="en-US"/>
+        </w:rPr>
+        <w:t xml:space="preserve">, name-only, name-status, relative-date, pretty, graph, </w:t>
+      </w:r>
+    </w:p>
+    <w:p>
+      <w:pPr>
+        <w:pStyle w:val="a7"/>
+        <w:ind w:left="1440"/>
+        <w:rPr>
+          <w:rFonts w:ascii="Times New Roman" w:eastAsia="Times New Roman" w:hAnsi="Times New Roman" w:cs="Times New Roman"/>
+          <w:sz w:val="28"/>
+          <w:szCs w:val="28"/>
+          <w:lang w:val="en-US"/>
+        </w:rPr>
+      </w:pPr>
+      <w:r>
+        <w:rPr>
+          <w:rFonts w:ascii="Times New Roman" w:eastAsia="Times New Roman" w:hAnsi="Times New Roman" w:cs="Times New Roman"/>
+          <w:sz w:val="28"/>
+          <w:szCs w:val="28"/>
+          <w:lang w:val="en-US"/>
+        </w:rPr>
+        <w:drawing>
+          <wp:inline distT="0" distB="0" distL="0" distR="0" wp14:anchorId="3F594F1A" wp14:editId="29C3FF0A">
+            <wp:extent cx="5943600" cy="2296795"/>
+            <wp:effectExtent l="0" t="0" r="0" b="8255"/>
+            <wp:docPr id="1278141691" name="Рисунок 1"/>
+            <wp:cNvGraphicFramePr>
+              <a:graphicFrameLocks xmlns:a="http://schemas.openxmlformats.org/drawingml/2006/main" noChangeAspect="1"/>
+            </wp:cNvGraphicFramePr>
+            <a:graphic xmlns:a="http://schemas.openxmlformats.org/drawingml/2006/main">
+              <a:graphicData uri="http://schemas.openxmlformats.org/drawingml/2006/picture">
+                <pic:pic xmlns:pic="http://schemas.openxmlformats.org/drawingml/2006/picture">
+                  <pic:nvPicPr>
+                    <pic:cNvPr id="1278141691" name=""/>
+                    <pic:cNvPicPr/>
+                  </pic:nvPicPr>
+                  <pic:blipFill>
+                    <a:blip r:embed="rId25"/>
+                    <a:stretch>
+                      <a:fillRect/>
+                    </a:stretch>
+                  </pic:blipFill>
+                  <pic:spPr>
+                    <a:xfrm>
+                      <a:off x="0" y="0"/>
+                      <a:ext cx="5943600" cy="2296795"/>
+                    </a:xfrm>
+                    <a:prstGeom prst="rect">
+                      <a:avLst/>
+                    </a:prstGeom>
+                  </pic:spPr>
+                </pic:pic>
+              </a:graphicData>
+            </a:graphic>
+          </wp:inline>
+        </w:drawing>
+      </w:r>
+    </w:p>
+    <w:p>
+      <w:pPr>
+        <w:pStyle w:val="a7"/>
+        <w:ind w:left="1440"/>
+        <w:rPr>
+          <w:rFonts w:ascii="Times New Roman" w:eastAsia="Times New Roman" w:hAnsi="Times New Roman" w:cs="Times New Roman"/>
+          <w:sz w:val="32"/>
+          <w:szCs w:val="32"/>
+          <w:lang w:val="en-US"/>
+        </w:rPr>
+      </w:pPr>
+      <w:r>
+        <w:rPr>
+          <w:rFonts w:ascii="Times New Roman" w:eastAsia="Times New Roman" w:hAnsi="Times New Roman" w:cs="Times New Roman"/>
+          <w:sz w:val="32"/>
+          <w:szCs w:val="32"/>
+          <w:lang w:val="en-US"/>
+        </w:rPr>
+        <w:drawing>
+          <wp:inline distT="0" distB="0" distL="0" distR="0" wp14:anchorId="7F9D6E99" wp14:editId="55A8EBBA">
+            <wp:extent cx="4486901" cy="657317"/>
+            <wp:effectExtent l="0" t="0" r="0" b="9525"/>
+            <wp:docPr id="352078782" name="Рисунок 1"/>
+            <wp:cNvGraphicFramePr>
+              <a:graphicFrameLocks xmlns:a="http://schemas.openxmlformats.org/drawingml/2006/main" noChangeAspect="1"/>
+            </wp:cNvGraphicFramePr>
+            <a:graphic xmlns:a="http://schemas.openxmlformats.org/drawingml/2006/main">
+              <a:graphicData uri="http://schemas.openxmlformats.org/drawingml/2006/picture">
+                <pic:pic xmlns:pic="http://schemas.openxmlformats.org/drawingml/2006/picture">
+                  <pic:nvPicPr>
+                    <pic:cNvPr id="352078782" name=""/>
+                    <pic:cNvPicPr/>
+                  </pic:nvPicPr>
+                  <pic:blipFill>
+                    <a:blip r:embed="rId26"/>
+                    <a:stretch>
+                      <a:fillRect/>
+                    </a:stretch>
+                  </pic:blipFill>
+                  <pic:spPr>
+                    <a:xfrm>
+                      <a:off x="0" y="0"/>
+                      <a:ext cx="4486901" cy="657317"/>
+                    </a:xfrm>
+                    <a:prstGeom prst="rect">
+                      <a:avLst/>
+                    </a:prstGeom>
+                  </pic:spPr>
+                </pic:pic>
+              </a:graphicData>
+            </a:graphic>
+          </wp:inline>
+        </w:drawing>
+      </w:r>
+    </w:p>
+    <w:p>
+      <w:pPr>
+        <w:pStyle w:val="a7"/>
+        <w:ind w:left="1440"/>
+        <w:rPr>
+          <w:rFonts w:ascii="Times New Roman" w:eastAsia="Times New Roman" w:hAnsi="Times New Roman" w:cs="Times New Roman"/>
+          <w:sz w:val="32"/>
+          <w:szCs w:val="32"/>
+          <w:lang w:val="en-US"/>
+        </w:rPr>
+      </w:pPr>
+      <w:r>
+        <w:rPr>
+          <w:rFonts w:ascii="Times New Roman" w:eastAsia="Times New Roman" w:hAnsi="Times New Roman" w:cs="Times New Roman"/>
+          <w:sz w:val="32"/>
+          <w:szCs w:val="32"/>
+          <w:lang w:val="en-US"/>
+        </w:rPr>
+        <w:lastRenderedPageBreak/>
+        <w:drawing>
+          <wp:inline distT="0" distB="0" distL="0" distR="0" wp14:anchorId="555FD3AF" wp14:editId="3913FE16">
+            <wp:extent cx="5943600" cy="3481705"/>
+            <wp:effectExtent l="0" t="0" r="0" b="4445"/>
+            <wp:docPr id="302982130" name="Рисунок 1"/>
+            <wp:cNvGraphicFramePr>
+              <a:graphicFrameLocks xmlns:a="http://schemas.openxmlformats.org/drawingml/2006/main" noChangeAspect="1"/>
+            </wp:cNvGraphicFramePr>
+            <a:graphic xmlns:a="http://schemas.openxmlformats.org/drawingml/2006/main">
+              <a:graphicData uri="http://schemas.openxmlformats.org/drawingml/2006/picture">
+                <pic:pic xmlns:pic="http://schemas.openxmlformats.org/drawingml/2006/picture">
+                  <pic:nvPicPr>
+                    <pic:cNvPr id="302982130" name=""/>
+                    <pic:cNvPicPr/>
+                  </pic:nvPicPr>
+                  <pic:blipFill>
+                    <a:blip r:embed="rId27"/>
+                    <a:stretch>
+                      <a:fillRect/>
+                    </a:stretch>
+                  </pic:blipFill>
+                  <pic:spPr>
+                    <a:xfrm>
+                      <a:off x="0" y="0"/>
+                      <a:ext cx="5943600" cy="3481705"/>
+                    </a:xfrm>
+                    <a:prstGeom prst="rect">
+                      <a:avLst/>
+                    </a:prstGeom>
+                  </pic:spPr>
+                </pic:pic>
+              </a:graphicData>
+            </a:graphic>
+          </wp:inline>
+        </w:drawing>
+      </w:r>
+    </w:p>
+    <w:p>
+      <w:pPr>
+        <w:pStyle w:val="a7"/>
+        <w:ind w:left="1440"/>
+        <w:rPr>
+          <w:rFonts w:ascii="Times New Roman" w:eastAsia="Times New Roman" w:hAnsi="Times New Roman" w:cs="Times New Roman"/>
+          <w:sz w:val="32"/>
+          <w:szCs w:val="32"/>
+          <w:lang w:val="en-US"/>
+        </w:rPr>
+      </w:pPr>
+      <w:r>
+        <w:rPr>
+          <w:rFonts w:ascii="Times New Roman" w:eastAsia="Times New Roman" w:hAnsi="Times New Roman" w:cs="Times New Roman"/>
+          <w:sz w:val="32"/>
+          <w:szCs w:val="32"/>
+          <w:lang w:val="en-US"/>
+        </w:rPr>
+        <w:drawing>
+          <wp:inline distT="0" distB="0" distL="0" distR="0" wp14:anchorId="3ED16EBA" wp14:editId="51EDA9FE">
+            <wp:extent cx="5943600" cy="442595"/>
+            <wp:effectExtent l="0" t="0" r="0" b="0"/>
+            <wp:docPr id="76611099" name="Рисунок 1"/>
+            <wp:cNvGraphicFramePr>
+              <a:graphicFrameLocks xmlns:a="http://schemas.openxmlformats.org/drawingml/2006/main" noChangeAspect="1"/>
+            </wp:cNvGraphicFramePr>
+            <a:graphic xmlns:a="http://schemas.openxmlformats.org/drawingml/2006/main">
+              <a:graphicData uri="http://schemas.openxmlformats.org/drawingml/2006/picture">
+                <pic:pic xmlns:pic="http://schemas.openxmlformats.org/drawingml/2006/picture">
+                  <pic:nvPicPr>
+                    <pic:cNvPr id="76611099" name=""/>
+                    <pic:cNvPicPr/>
+                  </pic:nvPicPr>
+                  <pic:blipFill>
+                    <a:blip r:embed="rId28"/>
+                    <a:stretch>
+                      <a:fillRect/>
+                    </a:stretch>
+                  </pic:blipFill>
+                  <pic:spPr>
+                    <a:xfrm>
+                      <a:off x="0" y="0"/>
+                      <a:ext cx="5943600" cy="442595"/>
+                    </a:xfrm>
+                    <a:prstGeom prst="rect">
+                      <a:avLst/>
+                    </a:prstGeom>
+                  </pic:spPr>
+                </pic:pic>
+              </a:graphicData>
+            </a:graphic>
+          </wp:inline>
+        </w:drawing>
+      </w:r>
+    </w:p>
+    <w:p>
+      <w:pPr>
+        <w:pStyle w:val="a7"/>
+        <w:ind w:left="1440"/>
+        <w:rPr>
+          <w:rFonts w:ascii="Times New Roman" w:eastAsia="Times New Roman" w:hAnsi="Times New Roman" w:cs="Times New Roman"/>
+          <w:sz w:val="32"/>
+          <w:szCs w:val="32"/>
+          <w:lang w:val="en-US"/>
+        </w:rPr>
+      </w:pPr>
+    </w:p>
+    <w:p>
+      <w:pPr>
+        <w:pStyle w:val="a7"/>
+        <w:ind w:left="1440"/>
+        <w:rPr>
+          <w:rFonts w:ascii="Times New Roman" w:eastAsia="Times New Roman" w:hAnsi="Times New Roman" w:cs="Times New Roman"/>
+          <w:sz w:val="32"/>
+          <w:szCs w:val="32"/>
+          <w:lang w:val="en-US"/>
+        </w:rPr>
+      </w:pPr>
+    </w:p>
+    <w:p>
+      <w:pPr>
+        <w:pStyle w:val="a7"/>
+        <w:ind w:left="1440"/>
+        <w:rPr>
+          <w:rFonts w:ascii="Times New Roman" w:eastAsia="Times New Roman" w:hAnsi="Times New Roman" w:cs="Times New Roman"/>
+          <w:sz w:val="32"/>
+          <w:szCs w:val="32"/>
+          <w:lang w:val="en-US"/>
+        </w:rPr>
+      </w:pPr>
+    </w:p>
+    <w:p>
+      <w:pPr>
+        <w:pStyle w:val="a7"/>
+        <w:ind w:left="1440"/>
+        <w:rPr>
+          <w:rFonts w:ascii="Times New Roman" w:eastAsia="Times New Roman" w:hAnsi="Times New Roman" w:cs="Times New Roman"/>
+          <w:sz w:val="32"/>
+          <w:szCs w:val="32"/>
+          <w:lang w:val="en-US"/>
+        </w:rPr>
+      </w:pPr>
+    </w:p>
+    <w:p>
+      <w:pPr>
+        <w:pStyle w:val="a7"/>
+        <w:ind w:left="1440"/>
+        <w:rPr>
+          <w:rFonts w:ascii="Times New Roman" w:eastAsia="Times New Roman" w:hAnsi="Times New Roman" w:cs="Times New Roman"/>
+          <w:sz w:val="32"/>
+          <w:szCs w:val="32"/>
+          <w:lang w:val="en-US"/>
+        </w:rPr>
+      </w:pPr>
+    </w:p>
+    <w:p>
+      <w:pPr>
+        <w:pStyle w:val="a7"/>
+        <w:ind w:left="1440"/>
+        <w:rPr>
+          <w:rFonts w:ascii="Times New Roman" w:eastAsia="Times New Roman" w:hAnsi="Times New Roman" w:cs="Times New Roman"/>
+          <w:sz w:val="32"/>
+          <w:szCs w:val="32"/>
+          <w:lang w:val="en-US"/>
+        </w:rPr>
+      </w:pPr>
+    </w:p>
+    <w:p>
+      <w:pPr>
+        <w:pStyle w:val="a7"/>
+        <w:ind w:left="1440"/>
+        <w:rPr>
+          <w:rFonts w:ascii="Times New Roman" w:eastAsia="Times New Roman" w:hAnsi="Times New Roman" w:cs="Times New Roman"/>
+          <w:sz w:val="32"/>
+          <w:szCs w:val="32"/>
+          <w:lang w:val="en-US"/>
+        </w:rPr>
+      </w:pPr>
+    </w:p>
+    <w:p>
+      <w:pPr>
+        <w:pStyle w:val="a7"/>
+        <w:ind w:left="1440"/>
+        <w:rPr>
+          <w:rFonts w:ascii="Times New Roman" w:eastAsia="Times New Roman" w:hAnsi="Times New Roman" w:cs="Times New Roman"/>
+          <w:sz w:val="32"/>
+          <w:szCs w:val="32"/>
+          <w:lang w:val="en-US"/>
+        </w:rPr>
+      </w:pPr>
+    </w:p>
+    <w:p>
+      <w:pPr>
+        <w:pStyle w:val="a7"/>
+        <w:ind w:left="1440"/>
+        <w:rPr>
+          <w:rFonts w:ascii="Times New Roman" w:eastAsia="Times New Roman" w:hAnsi="Times New Roman" w:cs="Times New Roman"/>
+          <w:sz w:val="32"/>
+          <w:szCs w:val="32"/>
+          <w:lang w:val="en-US"/>
+        </w:rPr>
+      </w:pPr>
+    </w:p>
+    <w:p>
+      <w:pPr>
+        <w:pStyle w:val="a7"/>
+        <w:ind w:left="1440"/>
+        <w:rPr>
+          <w:rFonts w:ascii="Times New Roman" w:eastAsia="Times New Roman" w:hAnsi="Times New Roman" w:cs="Times New Roman"/>
+          <w:sz w:val="32"/>
+          <w:szCs w:val="32"/>
+          <w:lang w:val="en-US"/>
+        </w:rPr>
+      </w:pPr>
+    </w:p>
+    <w:p>
+      <w:pPr>
+        <w:pStyle w:val="a7"/>
+        <w:ind w:left="1440"/>
+        <w:rPr>
+          <w:rFonts w:ascii="Times New Roman" w:eastAsia="Times New Roman" w:hAnsi="Times New Roman" w:cs="Times New Roman"/>
+          <w:sz w:val="32"/>
+          <w:szCs w:val="32"/>
+          <w:lang w:val="en-US"/>
+        </w:rPr>
+      </w:pPr>
+    </w:p>
+    <w:p>
+      <w:pPr>
+        <w:pStyle w:val="a7"/>
+        <w:ind w:left="1440"/>
+        <w:rPr>
+          <w:rFonts w:ascii="Times New Roman" w:eastAsia="Times New Roman" w:hAnsi="Times New Roman" w:cs="Times New Roman"/>
+          <w:sz w:val="32"/>
+          <w:szCs w:val="32"/>
+          <w:lang w:val="en-US"/>
+        </w:rPr>
+      </w:pPr>
+    </w:p>
+    <w:p>
+      <w:pPr>
+        <w:pStyle w:val="a7"/>
+        <w:ind w:left="1440"/>
+        <w:rPr>
+          <w:rFonts w:ascii="Times New Roman" w:eastAsia="Times New Roman" w:hAnsi="Times New Roman" w:cs="Times New Roman"/>
+          <w:sz w:val="32"/>
+          <w:szCs w:val="32"/>
+          <w:lang w:val="en-US"/>
+        </w:rPr>
+      </w:pPr>
+    </w:p>
+    <w:p>
+      <w:pPr>
+        <w:pStyle w:val="a7"/>
+        <w:ind w:left="1440"/>
+        <w:rPr>
+          <w:rFonts w:ascii="Times New Roman" w:eastAsia="Times New Roman" w:hAnsi="Times New Roman" w:cs="Times New Roman"/>
+          <w:sz w:val="32"/>
+          <w:szCs w:val="32"/>
+          <w:lang w:val="en-US"/>
+        </w:rPr>
+      </w:pPr>
+    </w:p>
+    <w:p>
+      <w:pPr>
+        <w:pStyle w:val="a7"/>
+        <w:ind w:left="1440"/>
+        <w:rPr>
+          <w:rFonts w:ascii="Times New Roman" w:eastAsia="Times New Roman" w:hAnsi="Times New Roman" w:cs="Times New Roman"/>
+          <w:sz w:val="32"/>
+          <w:szCs w:val="32"/>
+          <w:lang w:val="en-US"/>
+        </w:rPr>
+      </w:pPr>
+    </w:p>
+    <w:p>
+      <w:pPr>
+        <w:pStyle w:val="a7"/>
+        <w:numPr>
+          <w:ilvl w:val="1"/>
+          <w:numId w:val="3"/>
+        </w:numPr>
+        <w:spacing w:after="160" w:line="256" w:lineRule="auto"/>
+        <w:rPr>
+          <w:rFonts w:ascii="Times New Roman" w:eastAsiaTheme="minorHAnsi" w:hAnsi="Times New Roman" w:cs="Times New Roman"/>
+          <w:color w:val="252525"/>
+          <w:sz w:val="28"/>
+          <w:szCs w:val="28"/>
+          <w:shd w:val="clear" w:color="auto" w:fill="FFFFFF"/>
+          <w:lang w:val="ru-RU"/>
+        </w:rPr>
+      </w:pPr>
+      <w:r>
+        <w:rPr>
+          <w:rFonts w:ascii="Times New Roman" w:hAnsi="Times New Roman" w:cs="Times New Roman"/>
+          <w:color w:val="252525"/>
+          <w:sz w:val="28"/>
+          <w:szCs w:val="28"/>
+          <w:shd w:val="clear" w:color="auto" w:fill="FFFFFF"/>
+        </w:rPr>
+        <w:lastRenderedPageBreak/>
+        <w:t>найдите разницу в изменениях для каждого коммита</w:t>
+      </w:r>
+    </w:p>
+    <w:p>
+      <w:pPr>
+        <w:pStyle w:val="a7"/>
+        <w:spacing w:after="160" w:line="256" w:lineRule="auto"/>
+        <w:ind w:left="1440"/>
+        <w:rPr>
+          <w:rFonts w:ascii="Times New Roman" w:eastAsiaTheme="minorHAnsi" w:hAnsi="Times New Roman" w:cs="Times New Roman"/>
+          <w:color w:val="252525"/>
+          <w:sz w:val="28"/>
+          <w:szCs w:val="28"/>
+          <w:shd w:val="clear" w:color="auto" w:fill="FFFFFF"/>
+          <w:lang w:val="en-US"/>
+        </w:rPr>
+      </w:pPr>
+      <w:r>
+        <w:rPr>
+          <w:rFonts w:ascii="Times New Roman" w:eastAsiaTheme="minorHAnsi" w:hAnsi="Times New Roman" w:cs="Times New Roman"/>
+          <w:color w:val="252525"/>
+          <w:sz w:val="28"/>
+          <w:szCs w:val="28"/>
+          <w:shd w:val="clear" w:color="auto" w:fill="FFFFFF"/>
+          <w:lang w:val="ru-RU"/>
+        </w:rPr>
+        <w:drawing>
+          <wp:inline distT="0" distB="0" distL="0" distR="0" wp14:anchorId="5ACB8647" wp14:editId="30405624">
+            <wp:extent cx="4775099" cy="4019550"/>
+            <wp:effectExtent l="0" t="0" r="6985" b="0"/>
+            <wp:docPr id="617832226" name="Рисунок 1"/>
+            <wp:cNvGraphicFramePr>
+              <a:graphicFrameLocks xmlns:a="http://schemas.openxmlformats.org/drawingml/2006/main" noChangeAspect="1"/>
+            </wp:cNvGraphicFramePr>
+            <a:graphic xmlns:a="http://schemas.openxmlformats.org/drawingml/2006/main">
+              <a:graphicData uri="http://schemas.openxmlformats.org/drawingml/2006/picture">
+                <pic:pic xmlns:pic="http://schemas.openxmlformats.org/drawingml/2006/picture">
+                  <pic:nvPicPr>
+                    <pic:cNvPr id="617832226" name=""/>
+                    <pic:cNvPicPr/>
+                  </pic:nvPicPr>
+                  <pic:blipFill>
+                    <a:blip r:embed="rId29"/>
+                    <a:stretch>
+                      <a:fillRect/>
+                    </a:stretch>
+                  </pic:blipFill>
+                  <pic:spPr>
+                    <a:xfrm>
+                      <a:off x="0" y="0"/>
+                      <a:ext cx="4789110" cy="4031344"/>
+                    </a:xfrm>
+                    <a:prstGeom prst="rect">
+                      <a:avLst/>
+                    </a:prstGeom>
+                  </pic:spPr>
+                </pic:pic>
+              </a:graphicData>
+            </a:graphic>
+          </wp:inline>
+        </w:drawing>
+      </w:r>
+    </w:p>
+    <w:p>
+      <w:pPr>
+        <w:pStyle w:val="a7"/>
+        <w:spacing w:after="160" w:line="256" w:lineRule="auto"/>
+        <w:ind w:left="1440"/>
+        <w:rPr>
+          <w:rFonts w:ascii="Times New Roman" w:eastAsiaTheme="minorHAnsi" w:hAnsi="Times New Roman" w:cs="Times New Roman"/>
+          <w:color w:val="252525"/>
+          <w:sz w:val="28"/>
+          <w:szCs w:val="28"/>
+          <w:shd w:val="clear" w:color="auto" w:fill="FFFFFF"/>
+          <w:lang w:val="en-US"/>
+        </w:rPr>
+      </w:pPr>
+    </w:p>
+    <w:p>
+      <w:pPr>
+        <w:pStyle w:val="a7"/>
+        <w:numPr>
+          <w:ilvl w:val="1"/>
+          <w:numId w:val="3"/>
+        </w:numPr>
+        <w:spacing w:after="160" w:line="256" w:lineRule="auto"/>
+        <w:rPr>
+          <w:rFonts w:ascii="Times New Roman" w:eastAsiaTheme="minorHAnsi" w:hAnsi="Times New Roman" w:cs="Times New Roman"/>
+          <w:color w:val="252525"/>
+          <w:sz w:val="28"/>
+          <w:szCs w:val="28"/>
+          <w:shd w:val="clear" w:color="auto" w:fill="FFFFFF"/>
+          <w:lang w:val="ru-RU"/>
+        </w:rPr>
+      </w:pPr>
+      <w:r>
+        <w:rPr>
+          <w:rFonts w:ascii="Times New Roman" w:hAnsi="Times New Roman" w:cs="Times New Roman"/>
+          <w:color w:val="252525"/>
+          <w:sz w:val="28"/>
+          <w:szCs w:val="28"/>
+          <w:shd w:val="clear" w:color="auto" w:fill="FFFFFF"/>
+        </w:rPr>
+        <w:t>создайте новый файл test.txt и вставьте в него строчку 'номер варианта'. затем сделайте коммит и отмените его</w:t>
+      </w:r>
+    </w:p>
+    <w:p>
+      <w:pPr>
+        <w:pStyle w:val="a7"/>
+        <w:ind w:left="1440"/>
+        <w:rPr>
+          <w:rFonts w:ascii="Times New Roman" w:eastAsiaTheme="minorHAnsi" w:hAnsi="Times New Roman" w:cs="Times New Roman"/>
+          <w:color w:val="252525"/>
+          <w:sz w:val="28"/>
+          <w:szCs w:val="28"/>
+          <w:shd w:val="clear" w:color="auto" w:fill="FFFFFF"/>
+          <w:lang w:val="ru-RU"/>
+        </w:rPr>
+      </w:pPr>
+      <w:r>
+        <w:rPr>
+          <w:rFonts w:ascii="Times New Roman" w:eastAsiaTheme="minorHAnsi" w:hAnsi="Times New Roman" w:cs="Times New Roman"/>
+          <w:color w:val="252525"/>
+          <w:sz w:val="28"/>
+          <w:szCs w:val="28"/>
+          <w:shd w:val="clear" w:color="auto" w:fill="FFFFFF"/>
+          <w:lang w:val="ru-RU"/>
+        </w:rPr>
+        <w:drawing>
+          <wp:inline distT="0" distB="0" distL="0" distR="0" wp14:anchorId="5B3FACE9" wp14:editId="499D4982">
+            <wp:extent cx="5028170" cy="2619375"/>
+            <wp:effectExtent l="0" t="0" r="1270" b="0"/>
+            <wp:docPr id="1992023770" name="Рисунок 1"/>
+            <wp:cNvGraphicFramePr>
+              <a:graphicFrameLocks xmlns:a="http://schemas.openxmlformats.org/drawingml/2006/main" noChangeAspect="1"/>
+            </wp:cNvGraphicFramePr>
+            <a:graphic xmlns:a="http://schemas.openxmlformats.org/drawingml/2006/main">
+              <a:graphicData uri="http://schemas.openxmlformats.org/drawingml/2006/picture">
+                <pic:pic xmlns:pic="http://schemas.openxmlformats.org/drawingml/2006/picture">
+                  <pic:nvPicPr>
+                    <pic:cNvPr id="1992023770" name=""/>
+                    <pic:cNvPicPr/>
+                  </pic:nvPicPr>
+                  <pic:blipFill>
+                    <a:blip r:embed="rId30"/>
+                    <a:stretch>
+                      <a:fillRect/>
+                    </a:stretch>
+                  </pic:blipFill>
+                  <pic:spPr>
+                    <a:xfrm>
+                      <a:off x="0" y="0"/>
+                      <a:ext cx="5035578" cy="2623234"/>
+                    </a:xfrm>
+                    <a:prstGeom prst="rect">
+                      <a:avLst/>
+                    </a:prstGeom>
+                  </pic:spPr>
+                </pic:pic>
+              </a:graphicData>
+            </a:graphic>
+          </wp:inline>
+        </w:drawing>
+      </w:r>
+      <w:r>
+        <w:rPr>
+          <w:noProof/>
+          <w14:ligatures w14:val="standardContextual"/>
+        </w:rPr>
+        <w:t xml:space="preserve"> </w:t>
+      </w:r>
+      <w:r>
+        <w:rPr>
+          <w:rFonts w:ascii="Times New Roman" w:eastAsiaTheme="minorHAnsi" w:hAnsi="Times New Roman" w:cs="Times New Roman"/>
+          <w:color w:val="252525"/>
+          <w:sz w:val="28"/>
+          <w:szCs w:val="28"/>
+          <w:shd w:val="clear" w:color="auto" w:fill="FFFFFF"/>
+          <w:lang w:val="ru-RU"/>
+        </w:rPr>
+        <w:drawing>
+          <wp:inline distT="0" distB="0" distL="0" distR="0" wp14:anchorId="6F8A7D97" wp14:editId="2F010B2F">
+            <wp:extent cx="3801005" cy="609685"/>
+            <wp:effectExtent l="0" t="0" r="9525" b="0"/>
+            <wp:docPr id="1799461463" name="Рисунок 1"/>
+            <wp:cNvGraphicFramePr>
+              <a:graphicFrameLocks xmlns:a="http://schemas.openxmlformats.org/drawingml/2006/main" noChangeAspect="1"/>
+            </wp:cNvGraphicFramePr>
+            <a:graphic xmlns:a="http://schemas.openxmlformats.org/drawingml/2006/main">
+              <a:graphicData uri="http://schemas.openxmlformats.org/drawingml/2006/picture">
+                <pic:pic xmlns:pic="http://schemas.openxmlformats.org/drawingml/2006/picture">
+                  <pic:nvPicPr>
+                    <pic:cNvPr id="1799461463" name=""/>
+                    <pic:cNvPicPr/>
+                  </pic:nvPicPr>
+                  <pic:blipFill>
+                    <a:blip r:embed="rId31"/>
+                    <a:stretch>
+                      <a:fillRect/>
+                    </a:stretch>
+                  </pic:blipFill>
+                  <pic:spPr>
+                    <a:xfrm>
+                      <a:off x="0" y="0"/>
+                      <a:ext cx="3801005" cy="609685"/>
+                    </a:xfrm>
+                    <a:prstGeom prst="rect">
+                      <a:avLst/>
+                    </a:prstGeom>
+                  </pic:spPr>
+                </pic:pic>
+              </a:graphicData>
+            </a:graphic>
+          </wp:inline>
+        </w:drawing>
+      </w:r>
+    </w:p>
+    <w:p>
+      <w:pPr>
+        <w:pStyle w:val="a7"/>
+        <w:spacing w:after="160" w:line="256" w:lineRule="auto"/>
+        <w:ind w:left="1440"/>
+        <w:rPr>
+          <w:rFonts w:ascii="Times New Roman" w:eastAsiaTheme="minorHAnsi" w:hAnsi="Times New Roman" w:cs="Times New Roman"/>
+          <w:color w:val="252525"/>
+          <w:sz w:val="28"/>
+          <w:szCs w:val="28"/>
+          <w:shd w:val="clear" w:color="auto" w:fill="FFFFFF"/>
+          <w:lang w:val="en-US"/>
+        </w:rPr>
+      </w:pPr>
+      <w:r>
+        <w:rPr>
+          <w:rFonts w:ascii="Times New Roman" w:eastAsiaTheme="minorHAnsi" w:hAnsi="Times New Roman" w:cs="Times New Roman"/>
+          <w:color w:val="252525"/>
+          <w:sz w:val="28"/>
+          <w:szCs w:val="28"/>
+          <w:shd w:val="clear" w:color="auto" w:fill="FFFFFF"/>
+          <w:lang w:val="ru-RU"/>
+        </w:rPr>
+        <w:lastRenderedPageBreak/>
+        <w:drawing>
+          <wp:inline distT="0" distB="0" distL="0" distR="0" wp14:anchorId="0B0FE3D5" wp14:editId="7BA4219D">
+            <wp:extent cx="5268060" cy="1895740"/>
+            <wp:effectExtent l="0" t="0" r="0" b="9525"/>
+            <wp:docPr id="600136059" name="Рисунок 1"/>
+            <wp:cNvGraphicFramePr>
+              <a:graphicFrameLocks xmlns:a="http://schemas.openxmlformats.org/drawingml/2006/main" noChangeAspect="1"/>
+            </wp:cNvGraphicFramePr>
+            <a:graphic xmlns:a="http://schemas.openxmlformats.org/drawingml/2006/main">
+              <a:graphicData uri="http://schemas.openxmlformats.org/drawingml/2006/picture">
+                <pic:pic xmlns:pic="http://schemas.openxmlformats.org/drawingml/2006/picture">
+                  <pic:nvPicPr>
+                    <pic:cNvPr id="600136059" name=""/>
+                    <pic:cNvPicPr/>
+                  </pic:nvPicPr>
+                  <pic:blipFill>
+                    <a:blip r:embed="rId32"/>
+                    <a:stretch>
+                      <a:fillRect/>
+                    </a:stretch>
+                  </pic:blipFill>
+                  <pic:spPr>
+                    <a:xfrm>
+                      <a:off x="0" y="0"/>
+                      <a:ext cx="5268060" cy="1895740"/>
+                    </a:xfrm>
+                    <a:prstGeom prst="rect">
+                      <a:avLst/>
+                    </a:prstGeom>
+                  </pic:spPr>
+                </pic:pic>
+              </a:graphicData>
+            </a:graphic>
+          </wp:inline>
+        </w:drawing>
+      </w:r>
+    </w:p>
+    <w:p>
+      <w:pPr>
+        <w:pStyle w:val="a7"/>
+        <w:spacing w:after="160" w:line="256" w:lineRule="auto"/>
+        <w:ind w:left="1440"/>
+        <w:rPr>
+          <w:rFonts w:ascii="Times New Roman" w:eastAsiaTheme="minorHAnsi" w:hAnsi="Times New Roman" w:cs="Times New Roman"/>
+          <w:color w:val="252525"/>
+          <w:sz w:val="28"/>
+          <w:szCs w:val="28"/>
+          <w:shd w:val="clear" w:color="auto" w:fill="FFFFFF"/>
+          <w:lang w:val="en-US"/>
+        </w:rPr>
+      </w:pPr>
+    </w:p>
+    <w:p>
+      <w:pPr>
+        <w:pStyle w:val="a7"/>
+        <w:numPr>
+          <w:ilvl w:val="1"/>
+          <w:numId w:val="3"/>
+        </w:numPr>
+        <w:spacing w:after="160" w:line="256" w:lineRule="auto"/>
+        <w:rPr>
+          <w:rFonts w:ascii="Times New Roman" w:eastAsiaTheme="minorHAnsi" w:hAnsi="Times New Roman" w:cs="Times New Roman"/>
+          <w:color w:val="252525"/>
+          <w:sz w:val="28"/>
+          <w:szCs w:val="28"/>
+          <w:shd w:val="clear" w:color="auto" w:fill="FFFFFF"/>
+          <w:lang w:val="ru-RU"/>
+        </w:rPr>
+      </w:pPr>
+      <w:r>
+        <w:rPr>
+          <w:rFonts w:ascii="Times New Roman" w:hAnsi="Times New Roman" w:cs="Times New Roman"/>
+          <w:color w:val="252525"/>
+          <w:sz w:val="28"/>
+          <w:szCs w:val="28"/>
+          <w:shd w:val="clear" w:color="auto" w:fill="FFFFFF"/>
+        </w:rPr>
+        <w:t xml:space="preserve">проиндексируйте файл в вашем </w:t>
+      </w:r>
+      <w:proofErr w:type="spellStart"/>
+      <w:r>
+        <w:rPr>
+          <w:rFonts w:ascii="Times New Roman" w:hAnsi="Times New Roman" w:cs="Times New Roman"/>
+          <w:color w:val="252525"/>
+          <w:sz w:val="28"/>
+          <w:szCs w:val="28"/>
+          <w:shd w:val="clear" w:color="auto" w:fill="FFFFFF"/>
+        </w:rPr>
+        <w:t>Git</w:t>
+      </w:r>
+      <w:proofErr w:type="spellEnd"/>
+      <w:r>
+        <w:rPr>
+          <w:rFonts w:ascii="Times New Roman" w:hAnsi="Times New Roman" w:cs="Times New Roman"/>
+          <w:color w:val="252525"/>
+          <w:sz w:val="28"/>
+          <w:szCs w:val="28"/>
+          <w:shd w:val="clear" w:color="auto" w:fill="FFFFFF"/>
+        </w:rPr>
+        <w:t>-репозитории, затем отмените его индексацию</w:t>
+      </w:r>
+    </w:p>
+    <w:p>
+      <w:pPr>
+        <w:pStyle w:val="a7"/>
+        <w:spacing w:after="160" w:line="256" w:lineRule="auto"/>
+        <w:ind w:left="1440"/>
+        <w:rPr>
+          <w:rFonts w:ascii="Times New Roman" w:eastAsiaTheme="minorHAnsi" w:hAnsi="Times New Roman" w:cs="Times New Roman"/>
+          <w:color w:val="252525"/>
+          <w:sz w:val="28"/>
+          <w:szCs w:val="28"/>
+          <w:shd w:val="clear" w:color="auto" w:fill="FFFFFF"/>
+          <w:lang w:val="en-US"/>
+        </w:rPr>
+      </w:pPr>
+      <w:r>
+        <w:rPr>
+          <w:rFonts w:ascii="Times New Roman" w:eastAsiaTheme="minorHAnsi" w:hAnsi="Times New Roman" w:cs="Times New Roman"/>
+          <w:color w:val="252525"/>
+          <w:sz w:val="28"/>
+          <w:szCs w:val="28"/>
+          <w:shd w:val="clear" w:color="auto" w:fill="FFFFFF"/>
+          <w:lang w:val="en-US"/>
+        </w:rPr>
+        <w:drawing>
+          <wp:inline distT="0" distB="0" distL="0" distR="0" wp14:anchorId="71FB1B25" wp14:editId="589AE3DD">
+            <wp:extent cx="5943600" cy="1816100"/>
+            <wp:effectExtent l="0" t="0" r="0" b="0"/>
+            <wp:docPr id="1266387232" name="Рисунок 1"/>
+            <wp:cNvGraphicFramePr>
+              <a:graphicFrameLocks xmlns:a="http://schemas.openxmlformats.org/drawingml/2006/main" noChangeAspect="1"/>
+            </wp:cNvGraphicFramePr>
+            <a:graphic xmlns:a="http://schemas.openxmlformats.org/drawingml/2006/main">
+              <a:graphicData uri="http://schemas.openxmlformats.org/drawingml/2006/picture">
+                <pic:pic xmlns:pic="http://schemas.openxmlformats.org/drawingml/2006/picture">
+                  <pic:nvPicPr>
+                    <pic:cNvPr id="1266387232" name=""/>
+                    <pic:cNvPicPr/>
+                  </pic:nvPicPr>
+                  <pic:blipFill>
+                    <a:blip r:embed="rId33"/>
+                    <a:stretch>
+                      <a:fillRect/>
+                    </a:stretch>
+                  </pic:blipFill>
+                  <pic:spPr>
+                    <a:xfrm>
+                      <a:off x="0" y="0"/>
+                      <a:ext cx="5943600" cy="1816100"/>
+                    </a:xfrm>
+                    <a:prstGeom prst="rect">
+                      <a:avLst/>
+                    </a:prstGeom>
+                  </pic:spPr>
+                </pic:pic>
+              </a:graphicData>
+            </a:graphic>
+          </wp:inline>
+        </w:drawing>
+      </w:r>
+    </w:p>
+    <w:p>
+      <w:pPr>
+        <w:pStyle w:val="a7"/>
+        <w:spacing w:after="160" w:line="256" w:lineRule="auto"/>
+        <w:ind w:left="1440"/>
+        <w:rPr>
+          <w:rFonts w:ascii="Times New Roman" w:eastAsiaTheme="minorHAnsi" w:hAnsi="Times New Roman" w:cs="Times New Roman"/>
+          <w:color w:val="252525"/>
+          <w:sz w:val="28"/>
+          <w:szCs w:val="28"/>
+          <w:shd w:val="clear" w:color="auto" w:fill="FFFFFF"/>
+          <w:lang w:val="en-US"/>
+        </w:rPr>
+      </w:pPr>
+    </w:p>
+    <w:p>
+      <w:pPr>
+        <w:pStyle w:val="a7"/>
+        <w:spacing w:after="160" w:line="256" w:lineRule="auto"/>
+        <w:ind w:left="1440"/>
+        <w:rPr>
+          <w:rFonts w:ascii="Times New Roman" w:eastAsiaTheme="minorHAnsi" w:hAnsi="Times New Roman" w:cs="Times New Roman"/>
+          <w:color w:val="252525"/>
+          <w:sz w:val="28"/>
+          <w:szCs w:val="28"/>
+          <w:shd w:val="clear" w:color="auto" w:fill="FFFFFF"/>
+          <w:lang w:val="en-US"/>
+        </w:rPr>
+      </w:pPr>
+    </w:p>
+    <w:p>
+      <w:pPr>
+        <w:pStyle w:val="a7"/>
+        <w:spacing w:after="160" w:line="256" w:lineRule="auto"/>
+        <w:ind w:left="1440"/>
+        <w:rPr>
+          <w:rFonts w:ascii="Times New Roman" w:eastAsiaTheme="minorHAnsi" w:hAnsi="Times New Roman" w:cs="Times New Roman"/>
+          <w:color w:val="252525"/>
+          <w:sz w:val="28"/>
+          <w:szCs w:val="28"/>
+          <w:shd w:val="clear" w:color="auto" w:fill="FFFFFF"/>
+          <w:lang w:val="en-US"/>
+        </w:rPr>
+      </w:pPr>
+    </w:p>
+    <w:p>
+      <w:pPr>
+        <w:pStyle w:val="a7"/>
+        <w:spacing w:after="160" w:line="256" w:lineRule="auto"/>
+        <w:ind w:left="1440"/>
+        <w:rPr>
+          <w:rFonts w:ascii="Times New Roman" w:eastAsiaTheme="minorHAnsi" w:hAnsi="Times New Roman" w:cs="Times New Roman"/>
+          <w:color w:val="252525"/>
+          <w:sz w:val="28"/>
+          <w:szCs w:val="28"/>
+          <w:shd w:val="clear" w:color="auto" w:fill="FFFFFF"/>
+          <w:lang w:val="en-US"/>
+        </w:rPr>
+      </w:pPr>
+    </w:p>
+    <w:p>
+      <w:pPr>
+        <w:pStyle w:val="a7"/>
+        <w:spacing w:after="160" w:line="256" w:lineRule="auto"/>
+        <w:ind w:left="1440"/>
+        <w:rPr>
+          <w:rFonts w:ascii="Times New Roman" w:eastAsiaTheme="minorHAnsi" w:hAnsi="Times New Roman" w:cs="Times New Roman"/>
+          <w:color w:val="252525"/>
+          <w:sz w:val="28"/>
+          <w:szCs w:val="28"/>
+          <w:shd w:val="clear" w:color="auto" w:fill="FFFFFF"/>
+          <w:lang w:val="en-US"/>
+        </w:rPr>
+      </w:pPr>
+    </w:p>
+    <w:p>
+      <w:pPr>
+        <w:pStyle w:val="a7"/>
+        <w:spacing w:after="160" w:line="256" w:lineRule="auto"/>
+        <w:ind w:left="1440"/>
+        <w:rPr>
+          <w:rFonts w:ascii="Times New Roman" w:eastAsiaTheme="minorHAnsi" w:hAnsi="Times New Roman" w:cs="Times New Roman"/>
+          <w:color w:val="252525"/>
+          <w:sz w:val="28"/>
+          <w:szCs w:val="28"/>
+          <w:shd w:val="clear" w:color="auto" w:fill="FFFFFF"/>
+          <w:lang w:val="en-US"/>
+        </w:rPr>
+      </w:pPr>
+    </w:p>
+    <w:p>
+      <w:pPr>
+        <w:pStyle w:val="a7"/>
+        <w:spacing w:after="160" w:line="256" w:lineRule="auto"/>
+        <w:ind w:left="1440"/>
+        <w:rPr>
+          <w:rFonts w:ascii="Times New Roman" w:eastAsiaTheme="minorHAnsi" w:hAnsi="Times New Roman" w:cs="Times New Roman"/>
+          <w:color w:val="252525"/>
+          <w:sz w:val="28"/>
+          <w:szCs w:val="28"/>
+          <w:shd w:val="clear" w:color="auto" w:fill="FFFFFF"/>
+          <w:lang w:val="en-US"/>
+        </w:rPr>
+      </w:pPr>
+    </w:p>
+    <w:p>
+      <w:pPr>
+        <w:pStyle w:val="a7"/>
+        <w:spacing w:after="160" w:line="256" w:lineRule="auto"/>
+        <w:ind w:left="1440"/>
+        <w:rPr>
+          <w:rFonts w:ascii="Times New Roman" w:eastAsiaTheme="minorHAnsi" w:hAnsi="Times New Roman" w:cs="Times New Roman"/>
+          <w:color w:val="252525"/>
+          <w:sz w:val="28"/>
+          <w:szCs w:val="28"/>
+          <w:shd w:val="clear" w:color="auto" w:fill="FFFFFF"/>
+          <w:lang w:val="en-US"/>
+        </w:rPr>
+      </w:pPr>
+    </w:p>
+    <w:p>
+      <w:pPr>
+        <w:pStyle w:val="a7"/>
+        <w:spacing w:after="160" w:line="256" w:lineRule="auto"/>
+        <w:ind w:left="1440"/>
+        <w:rPr>
+          <w:rFonts w:ascii="Times New Roman" w:eastAsiaTheme="minorHAnsi" w:hAnsi="Times New Roman" w:cs="Times New Roman"/>
+          <w:color w:val="252525"/>
+          <w:sz w:val="28"/>
+          <w:szCs w:val="28"/>
+          <w:shd w:val="clear" w:color="auto" w:fill="FFFFFF"/>
+          <w:lang w:val="en-US"/>
+        </w:rPr>
+      </w:pPr>
+    </w:p>
+    <w:p>
+      <w:pPr>
+        <w:pStyle w:val="a7"/>
+        <w:spacing w:after="160" w:line="256" w:lineRule="auto"/>
+        <w:ind w:left="1440"/>
+        <w:rPr>
+          <w:rFonts w:ascii="Times New Roman" w:eastAsiaTheme="minorHAnsi" w:hAnsi="Times New Roman" w:cs="Times New Roman"/>
+          <w:color w:val="252525"/>
+          <w:sz w:val="28"/>
+          <w:szCs w:val="28"/>
+          <w:shd w:val="clear" w:color="auto" w:fill="FFFFFF"/>
+          <w:lang w:val="en-US"/>
+        </w:rPr>
+      </w:pPr>
+    </w:p>
+    <w:p>
+      <w:pPr>
+        <w:pStyle w:val="a7"/>
+        <w:spacing w:after="160" w:line="256" w:lineRule="auto"/>
+        <w:ind w:left="1440"/>
+        <w:rPr>
+          <w:rFonts w:ascii="Times New Roman" w:eastAsiaTheme="minorHAnsi" w:hAnsi="Times New Roman" w:cs="Times New Roman"/>
+          <w:color w:val="252525"/>
+          <w:sz w:val="28"/>
+          <w:szCs w:val="28"/>
+          <w:shd w:val="clear" w:color="auto" w:fill="FFFFFF"/>
+          <w:lang w:val="en-US"/>
+        </w:rPr>
+      </w:pPr>
+    </w:p>
+    <w:p>
+      <w:pPr>
+        <w:pStyle w:val="a7"/>
+        <w:spacing w:after="160" w:line="256" w:lineRule="auto"/>
+        <w:ind w:left="1440"/>
+        <w:rPr>
+          <w:rFonts w:ascii="Times New Roman" w:eastAsiaTheme="minorHAnsi" w:hAnsi="Times New Roman" w:cs="Times New Roman"/>
+          <w:color w:val="252525"/>
+          <w:sz w:val="28"/>
+          <w:szCs w:val="28"/>
+          <w:shd w:val="clear" w:color="auto" w:fill="FFFFFF"/>
+          <w:lang w:val="en-US"/>
+        </w:rPr>
+      </w:pPr>
+    </w:p>
+    <w:p>
+      <w:pPr>
+        <w:pStyle w:val="a7"/>
+        <w:spacing w:after="160" w:line="256" w:lineRule="auto"/>
+        <w:ind w:left="1440"/>
+        <w:rPr>
+          <w:rFonts w:ascii="Times New Roman" w:eastAsiaTheme="minorHAnsi" w:hAnsi="Times New Roman" w:cs="Times New Roman"/>
+          <w:color w:val="252525"/>
+          <w:sz w:val="28"/>
+          <w:szCs w:val="28"/>
+          <w:shd w:val="clear" w:color="auto" w:fill="FFFFFF"/>
+          <w:lang w:val="en-US"/>
+        </w:rPr>
+      </w:pPr>
+    </w:p>
+    <w:p>
+      <w:pPr>
+        <w:pStyle w:val="a7"/>
+        <w:spacing w:after="160" w:line="256" w:lineRule="auto"/>
+        <w:ind w:left="1440"/>
+        <w:rPr>
+          <w:rFonts w:ascii="Times New Roman" w:eastAsiaTheme="minorHAnsi" w:hAnsi="Times New Roman" w:cs="Times New Roman"/>
+          <w:color w:val="252525"/>
+          <w:sz w:val="28"/>
+          <w:szCs w:val="28"/>
+          <w:shd w:val="clear" w:color="auto" w:fill="FFFFFF"/>
+          <w:lang w:val="en-US"/>
+        </w:rPr>
+      </w:pPr>
+    </w:p>
+    <w:p>
+      <w:pPr>
+        <w:pStyle w:val="a7"/>
+        <w:spacing w:after="160" w:line="256" w:lineRule="auto"/>
+        <w:ind w:left="1440"/>
+        <w:rPr>
+          <w:rFonts w:ascii="Times New Roman" w:eastAsiaTheme="minorHAnsi" w:hAnsi="Times New Roman" w:cs="Times New Roman"/>
+          <w:color w:val="252525"/>
+          <w:sz w:val="28"/>
+          <w:szCs w:val="28"/>
+          <w:shd w:val="clear" w:color="auto" w:fill="FFFFFF"/>
+          <w:lang w:val="en-US"/>
+        </w:rPr>
+      </w:pPr>
+    </w:p>
+    <w:p>
+      <w:pPr>
+        <w:pStyle w:val="a7"/>
+        <w:spacing w:after="160" w:line="256" w:lineRule="auto"/>
+        <w:ind w:left="1440"/>
+        <w:rPr>
+          <w:rFonts w:ascii="Times New Roman" w:eastAsiaTheme="minorHAnsi" w:hAnsi="Times New Roman" w:cs="Times New Roman"/>
+          <w:color w:val="252525"/>
+          <w:sz w:val="28"/>
+          <w:szCs w:val="28"/>
+          <w:shd w:val="clear" w:color="auto" w:fill="FFFFFF"/>
+          <w:lang w:val="en-US"/>
+        </w:rPr>
+      </w:pPr>
+    </w:p>
+    <w:p>
+      <w:pPr>
+        <w:pStyle w:val="a7"/>
+        <w:numPr>
+          <w:ilvl w:val="1"/>
+          <w:numId w:val="3"/>
+        </w:numPr>
+        <w:rPr>
+          <w:rFonts w:ascii="Times New Roman" w:eastAsia="Times New Roman" w:hAnsi="Times New Roman" w:cs="Times New Roman"/>
+          <w:sz w:val="28"/>
+          <w:szCs w:val="28"/>
+          <w:lang w:val="ru-RU"/>
+        </w:rPr>
+      </w:pPr>
+      <w:r>
+        <w:rPr>
+          <w:rFonts w:ascii="Times New Roman" w:eastAsia="Times New Roman" w:hAnsi="Times New Roman" w:cs="Times New Roman"/>
+          <w:sz w:val="28"/>
+          <w:szCs w:val="28"/>
+        </w:rPr>
+        <w:lastRenderedPageBreak/>
+        <w:t xml:space="preserve">внесите изменения в файл в вашем </w:t>
+      </w:r>
+      <w:proofErr w:type="spellStart"/>
+      <w:r>
+        <w:rPr>
+          <w:rFonts w:ascii="Times New Roman" w:eastAsia="Times New Roman" w:hAnsi="Times New Roman" w:cs="Times New Roman"/>
+          <w:sz w:val="28"/>
+          <w:szCs w:val="28"/>
+        </w:rPr>
+        <w:t>Git</w:t>
+      </w:r>
+      <w:proofErr w:type="spellEnd"/>
+      <w:r>
+        <w:rPr>
+          <w:rFonts w:ascii="Times New Roman" w:eastAsia="Times New Roman" w:hAnsi="Times New Roman" w:cs="Times New Roman"/>
+          <w:sz w:val="28"/>
+          <w:szCs w:val="28"/>
+        </w:rPr>
+        <w:t>-репозитории и затем верните его в исходное состояние</w:t>
+      </w:r>
+    </w:p>
+    <w:p>
+      <w:pPr>
+        <w:pStyle w:val="a7"/>
+        <w:ind w:left="1440"/>
+        <w:rPr>
+          <w:rFonts w:ascii="Times New Roman" w:eastAsia="Times New Roman" w:hAnsi="Times New Roman" w:cs="Times New Roman"/>
+          <w:sz w:val="28"/>
+          <w:szCs w:val="28"/>
+          <w:lang w:val="ru-RU"/>
+        </w:rPr>
+      </w:pPr>
+    </w:p>
+    <w:p>
+      <w:pPr>
+        <w:pStyle w:val="a7"/>
+        <w:ind w:left="1440"/>
+        <w:rPr>
+          <w:rFonts w:ascii="Times New Roman" w:eastAsia="Times New Roman" w:hAnsi="Times New Roman" w:cs="Times New Roman"/>
+          <w:sz w:val="28"/>
+          <w:szCs w:val="28"/>
+          <w:lang w:val="ru-RU"/>
+        </w:rPr>
+      </w:pPr>
+      <w:r>
+        <w:rPr>
+          <w:rFonts w:ascii="Times New Roman" w:eastAsia="Times New Roman" w:hAnsi="Times New Roman" w:cs="Times New Roman"/>
+          <w:sz w:val="28"/>
+          <w:szCs w:val="28"/>
+          <w:lang w:val="ru-RU"/>
+        </w:rPr>
+        <w:drawing>
+          <wp:inline distT="0" distB="0" distL="0" distR="0" wp14:anchorId="5B013C71" wp14:editId="55C269E1">
+            <wp:extent cx="5175933" cy="4238625"/>
+            <wp:effectExtent l="0" t="0" r="5715" b="0"/>
+            <wp:docPr id="481725222" name="Рисунок 1"/>
+            <wp:cNvGraphicFramePr>
+              <a:graphicFrameLocks xmlns:a="http://schemas.openxmlformats.org/drawingml/2006/main" noChangeAspect="1"/>
+            </wp:cNvGraphicFramePr>
+            <a:graphic xmlns:a="http://schemas.openxmlformats.org/drawingml/2006/main">
+              <a:graphicData uri="http://schemas.openxmlformats.org/drawingml/2006/picture">
+                <pic:pic xmlns:pic="http://schemas.openxmlformats.org/drawingml/2006/picture">
+                  <pic:nvPicPr>
+                    <pic:cNvPr id="481725222" name=""/>
+                    <pic:cNvPicPr/>
+                  </pic:nvPicPr>
+                  <pic:blipFill>
+                    <a:blip r:embed="rId34"/>
+                    <a:stretch>
+                      <a:fillRect/>
+                    </a:stretch>
+                  </pic:blipFill>
+                  <pic:spPr>
+                    <a:xfrm>
+                      <a:off x="0" y="0"/>
+                      <a:ext cx="5180240" cy="4242152"/>
+                    </a:xfrm>
+                    <a:prstGeom prst="rect">
+                      <a:avLst/>
+                    </a:prstGeom>
+                  </pic:spPr>
+                </pic:pic>
+              </a:graphicData>
+            </a:graphic>
+          </wp:inline>
+        </w:drawing>
+      </w:r>
+    </w:p>
+    <w:p>
+      <w:pPr>
+        <w:pStyle w:val="a7"/>
+        <w:tabs>
+          <w:tab w:val="left" w:pos="1440"/>
+        </w:tabs>
+        <w:ind w:left="1440"/>
+        <w:rPr>
+          <w:rFonts w:ascii="Times New Roman" w:eastAsia="Times New Roman" w:hAnsi="Times New Roman" w:cs="Times New Roman"/>
+          <w:sz w:val="28"/>
+          <w:szCs w:val="28"/>
+          <w:lang w:val="en-US"/>
+        </w:rPr>
+      </w:pPr>
+      <w:r>
+        <w:rPr>
+          <w:rFonts w:ascii="Times New Roman" w:eastAsia="Times New Roman" w:hAnsi="Times New Roman" w:cs="Times New Roman"/>
+          <w:sz w:val="28"/>
+          <w:szCs w:val="28"/>
+          <w:lang w:val="ru-RU"/>
+        </w:rPr>
+        <w:drawing>
+          <wp:inline distT="0" distB="0" distL="0" distR="0" wp14:anchorId="7D7FB7B3" wp14:editId="669848F3">
+            <wp:extent cx="5238166" cy="2371725"/>
+            <wp:effectExtent l="0" t="0" r="635" b="0"/>
+            <wp:docPr id="2031298790" name="Рисунок 1"/>
+            <wp:cNvGraphicFramePr>
+              <a:graphicFrameLocks xmlns:a="http://schemas.openxmlformats.org/drawingml/2006/main" noChangeAspect="1"/>
+            </wp:cNvGraphicFramePr>
+            <a:graphic xmlns:a="http://schemas.openxmlformats.org/drawingml/2006/main">
+              <a:graphicData uri="http://schemas.openxmlformats.org/drawingml/2006/picture">
+                <pic:pic xmlns:pic="http://schemas.openxmlformats.org/drawingml/2006/picture">
+                  <pic:nvPicPr>
+                    <pic:cNvPr id="2031298790" name=""/>
+                    <pic:cNvPicPr/>
+                  </pic:nvPicPr>
+                  <pic:blipFill>
+                    <a:blip r:embed="rId35"/>
+                    <a:stretch>
+                      <a:fillRect/>
+                    </a:stretch>
+                  </pic:blipFill>
+                  <pic:spPr>
+                    <a:xfrm>
+                      <a:off x="0" y="0"/>
+                      <a:ext cx="5238818" cy="2372020"/>
+                    </a:xfrm>
+                    <a:prstGeom prst="rect">
+                      <a:avLst/>
+                    </a:prstGeom>
+                  </pic:spPr>
+                </pic:pic>
+              </a:graphicData>
+            </a:graphic>
+          </wp:inline>
+        </w:drawing>
+      </w:r>
+    </w:p>
+    <w:p>
+      <w:pPr>
+        <w:pStyle w:val="a7"/>
+        <w:tabs>
+          <w:tab w:val="left" w:pos="1440"/>
+        </w:tabs>
+        <w:ind w:left="1440"/>
+        <w:rPr>
+          <w:rFonts w:ascii="Times New Roman" w:eastAsia="Times New Roman" w:hAnsi="Times New Roman" w:cs="Times New Roman"/>
+          <w:sz w:val="28"/>
+          <w:szCs w:val="28"/>
+          <w:lang w:val="en-US"/>
+        </w:rPr>
+      </w:pPr>
+      <w:r>
+        <w:rPr>
+          <w:rFonts w:ascii="Times New Roman" w:eastAsia="Times New Roman" w:hAnsi="Times New Roman" w:cs="Times New Roman"/>
+          <w:sz w:val="28"/>
+          <w:szCs w:val="28"/>
+          <w:lang w:val="en-US"/>
+        </w:rPr>
+        <w:lastRenderedPageBreak/>
+        <w:drawing>
+          <wp:inline distT="0" distB="0" distL="0" distR="0" wp14:anchorId="633B49F6" wp14:editId="2D3DEA5D">
+            <wp:extent cx="5943600" cy="944880"/>
+            <wp:effectExtent l="0" t="0" r="0" b="7620"/>
+            <wp:docPr id="890297242" name="Рисунок 1"/>
+            <wp:cNvGraphicFramePr>
+              <a:graphicFrameLocks xmlns:a="http://schemas.openxmlformats.org/drawingml/2006/main" noChangeAspect="1"/>
+            </wp:cNvGraphicFramePr>
+            <a:graphic xmlns:a="http://schemas.openxmlformats.org/drawingml/2006/main">
+              <a:graphicData uri="http://schemas.openxmlformats.org/drawingml/2006/picture">
+                <pic:pic xmlns:pic="http://schemas.openxmlformats.org/drawingml/2006/picture">
+                  <pic:nvPicPr>
+                    <pic:cNvPr id="890297242" name=""/>
+                    <pic:cNvPicPr/>
+                  </pic:nvPicPr>
+                  <pic:blipFill>
+                    <a:blip r:embed="rId36"/>
+                    <a:stretch>
+                      <a:fillRect/>
+                    </a:stretch>
+                  </pic:blipFill>
+                  <pic:spPr>
+                    <a:xfrm>
+                      <a:off x="0" y="0"/>
+                      <a:ext cx="5943600" cy="944880"/>
+                    </a:xfrm>
+                    <a:prstGeom prst="rect">
+                      <a:avLst/>
+                    </a:prstGeom>
+                  </pic:spPr>
+                </pic:pic>
+              </a:graphicData>
+            </a:graphic>
+          </wp:inline>
+        </w:drawing>
+      </w:r>
+    </w:p>
+    <w:p>
+      <w:pPr>
+        <w:pStyle w:val="a7"/>
+        <w:tabs>
+          <w:tab w:val="left" w:pos="1440"/>
+        </w:tabs>
+        <w:ind w:left="1440"/>
+        <w:rPr>
+          <w:rFonts w:ascii="Times New Roman" w:eastAsia="Times New Roman" w:hAnsi="Times New Roman" w:cs="Times New Roman"/>
+          <w:sz w:val="28"/>
+          <w:szCs w:val="28"/>
+          <w:lang w:val="en-US"/>
+        </w:rPr>
+      </w:pPr>
+      <w:r>
+        <w:rPr>
+          <w:rFonts w:ascii="Times New Roman" w:eastAsia="Times New Roman" w:hAnsi="Times New Roman" w:cs="Times New Roman"/>
+          <w:sz w:val="28"/>
+          <w:szCs w:val="28"/>
+          <w:lang w:val="en-US"/>
+        </w:rPr>
+        <w:drawing>
+          <wp:inline distT="0" distB="0" distL="0" distR="0" wp14:anchorId="41A10FA6" wp14:editId="3BDC9B3D">
+            <wp:extent cx="5943600" cy="3228340"/>
+            <wp:effectExtent l="0" t="0" r="0" b="0"/>
+            <wp:docPr id="78635972" name="Рисунок 1"/>
+            <wp:cNvGraphicFramePr>
+              <a:graphicFrameLocks xmlns:a="http://schemas.openxmlformats.org/drawingml/2006/main" noChangeAspect="1"/>
+            </wp:cNvGraphicFramePr>
+            <a:graphic xmlns:a="http://schemas.openxmlformats.org/drawingml/2006/main">
+              <a:graphicData uri="http://schemas.openxmlformats.org/drawingml/2006/picture">
+                <pic:pic xmlns:pic="http://schemas.openxmlformats.org/drawingml/2006/picture">
+                  <pic:nvPicPr>
+                    <pic:cNvPr id="78635972" name=""/>
+                    <pic:cNvPicPr/>
+                  </pic:nvPicPr>
+                  <pic:blipFill>
+                    <a:blip r:embed="rId37"/>
+                    <a:stretch>
+                      <a:fillRect/>
+                    </a:stretch>
+                  </pic:blipFill>
+                  <pic:spPr>
+                    <a:xfrm>
+                      <a:off x="0" y="0"/>
+                      <a:ext cx="5943600" cy="3228340"/>
+                    </a:xfrm>
+                    <a:prstGeom prst="rect">
+                      <a:avLst/>
+                    </a:prstGeom>
+                  </pic:spPr>
+                </pic:pic>
+              </a:graphicData>
+            </a:graphic>
+          </wp:inline>
+        </w:drawing>
+      </w:r>
+    </w:p>
+    <w:p>
+      <w:pPr>
+        <w:pStyle w:val="a7"/>
+        <w:tabs>
+          <w:tab w:val="left" w:pos="1440"/>
+        </w:tabs>
+        <w:ind w:left="1440"/>
+        <w:rPr>
+          <w:rFonts w:ascii="Times New Roman" w:eastAsia="Times New Roman" w:hAnsi="Times New Roman" w:cs="Times New Roman"/>
+          <w:sz w:val="28"/>
+          <w:szCs w:val="28"/>
+          <w:lang w:val="en-US"/>
+        </w:rPr>
+      </w:pPr>
+    </w:p>
+    <w:p>
+      <w:pPr>
+        <w:pStyle w:val="a7"/>
+        <w:numPr>
+          <w:ilvl w:val="0"/>
+          <w:numId w:val="2"/>
+        </w:numPr>
+        <w:tabs>
+          <w:tab w:val="left" w:pos="1440"/>
+        </w:tabs>
+        <w:rPr>
+          <w:rFonts w:ascii="Times New Roman" w:eastAsia="Times New Roman" w:hAnsi="Times New Roman" w:cs="Times New Roman"/>
+          <w:i/>
+          <w:sz w:val="28"/>
+          <w:szCs w:val="28"/>
+          <w:lang w:val="ru-RU"/>
+        </w:rPr>
+      </w:pPr>
+      <w:r>
+        <w:rPr>
+          <w:rFonts w:ascii="Times New Roman" w:eastAsia="Times New Roman" w:hAnsi="Times New Roman" w:cs="Times New Roman"/>
+          <w:i/>
+          <w:sz w:val="28"/>
+          <w:szCs w:val="28"/>
+          <w:lang w:val="ru-RU"/>
+        </w:rPr>
+        <w:t>Выполните следующие действия с удаленным репозиторием:</w:t>
+      </w:r>
+    </w:p>
+    <w:p>
+      <w:pPr>
+        <w:pStyle w:val="a7"/>
+        <w:numPr>
+          <w:ilvl w:val="1"/>
+          <w:numId w:val="2"/>
+        </w:numPr>
+        <w:tabs>
+          <w:tab w:val="left" w:pos="1440"/>
+        </w:tabs>
+        <w:rPr>
+          <w:rFonts w:ascii="Times New Roman" w:eastAsia="Times New Roman" w:hAnsi="Times New Roman" w:cs="Times New Roman"/>
+          <w:sz w:val="28"/>
+          <w:szCs w:val="28"/>
+          <w:lang w:val="ru-RU"/>
+        </w:rPr>
+      </w:pPr>
+      <w:r>
+        <w:rPr>
+          <w:rFonts w:ascii="Times New Roman" w:eastAsia="Times New Roman" w:hAnsi="Times New Roman" w:cs="Times New Roman"/>
+          <w:sz w:val="28"/>
+          <w:szCs w:val="28"/>
+          <w:lang w:val="ru-RU"/>
+        </w:rPr>
+        <w:t>создайте удаленный репозиторий (на github.com)</w:t>
+      </w:r>
+    </w:p>
+    <w:p>
+      <w:pPr>
+        <w:pStyle w:val="a7"/>
+        <w:tabs>
+          <w:tab w:val="left" w:pos="1440"/>
+        </w:tabs>
+        <w:ind w:left="2160"/>
+        <w:rPr>
+          <w:rFonts w:ascii="Times New Roman" w:eastAsia="Times New Roman" w:hAnsi="Times New Roman" w:cs="Times New Roman"/>
+          <w:sz w:val="28"/>
+          <w:szCs w:val="28"/>
+          <w:lang w:val="ru-RU"/>
+        </w:rPr>
+      </w:pPr>
+      <w:r>
+        <w:rPr>
+          <w:rFonts w:ascii="Times New Roman" w:eastAsia="Times New Roman" w:hAnsi="Times New Roman" w:cs="Times New Roman"/>
+          <w:sz w:val="28"/>
+          <w:szCs w:val="28"/>
+          <w:lang w:val="ru-RU"/>
+        </w:rPr>
+        <w:drawing>
+          <wp:inline distT="0" distB="0" distL="0" distR="0" wp14:anchorId="51F801B4" wp14:editId="326635C7">
+            <wp:extent cx="4315427" cy="838317"/>
+            <wp:effectExtent l="0" t="0" r="9525" b="0"/>
+            <wp:docPr id="394763096" name="Рисунок 1"/>
+            <wp:cNvGraphicFramePr>
+              <a:graphicFrameLocks xmlns:a="http://schemas.openxmlformats.org/drawingml/2006/main" noChangeAspect="1"/>
+            </wp:cNvGraphicFramePr>
+            <a:graphic xmlns:a="http://schemas.openxmlformats.org/drawingml/2006/main">
+              <a:graphicData uri="http://schemas.openxmlformats.org/drawingml/2006/picture">
+                <pic:pic xmlns:pic="http://schemas.openxmlformats.org/drawingml/2006/picture">
+                  <pic:nvPicPr>
+                    <pic:cNvPr id="394763096" name=""/>
+                    <pic:cNvPicPr/>
+                  </pic:nvPicPr>
+                  <pic:blipFill>
+                    <a:blip r:embed="rId38"/>
+                    <a:stretch>
+                      <a:fillRect/>
+                    </a:stretch>
+                  </pic:blipFill>
+                  <pic:spPr>
+                    <a:xfrm>
+                      <a:off x="0" y="0"/>
+                      <a:ext cx="4315427" cy="838317"/>
+                    </a:xfrm>
+                    <a:prstGeom prst="rect">
+                      <a:avLst/>
+                    </a:prstGeom>
+                  </pic:spPr>
+                </pic:pic>
+              </a:graphicData>
+            </a:graphic>
+          </wp:inline>
+        </w:drawing>
+      </w:r>
+    </w:p>
+    <w:p>
+      <w:pPr>
+        <w:pStyle w:val="a7"/>
+        <w:numPr>
+          <w:ilvl w:val="1"/>
+          <w:numId w:val="2"/>
+        </w:numPr>
+        <w:tabs>
+          <w:tab w:val="left" w:pos="1440"/>
+        </w:tabs>
+        <w:rPr>
+          <w:rFonts w:ascii="Times New Roman" w:eastAsia="Times New Roman" w:hAnsi="Times New Roman" w:cs="Times New Roman"/>
+          <w:sz w:val="28"/>
+          <w:szCs w:val="28"/>
+          <w:lang w:val="ru-RU"/>
+        </w:rPr>
+      </w:pPr>
+      <w:r>
+        <w:rPr>
+          <w:rFonts w:ascii="Times New Roman" w:eastAsia="Times New Roman" w:hAnsi="Times New Roman" w:cs="Times New Roman"/>
+          <w:sz w:val="28"/>
+          <w:szCs w:val="28"/>
+          <w:lang w:val="ru-RU"/>
+        </w:rPr>
+        <w:t>просмотрите информацию о нем, внесите изменения и опять просмотрите (</w:t>
+      </w:r>
+      <w:proofErr w:type="spellStart"/>
+      <w:r>
+        <w:rPr>
+          <w:rFonts w:ascii="Times New Roman" w:eastAsia="Times New Roman" w:hAnsi="Times New Roman" w:cs="Times New Roman"/>
+          <w:sz w:val="28"/>
+          <w:szCs w:val="28"/>
+          <w:lang w:val="ru-RU"/>
+        </w:rPr>
+        <w:t>remote</w:t>
+      </w:r>
+      <w:proofErr w:type="spellEnd"/>
+      <w:r>
+        <w:rPr>
+          <w:rFonts w:ascii="Times New Roman" w:eastAsia="Times New Roman" w:hAnsi="Times New Roman" w:cs="Times New Roman"/>
+          <w:sz w:val="28"/>
+          <w:szCs w:val="28"/>
+          <w:lang w:val="ru-RU"/>
+        </w:rPr>
+        <w:t xml:space="preserve">, </w:t>
+      </w:r>
+      <w:r>
+        <w:rPr>
+          <w:rFonts w:ascii="Times New Roman" w:eastAsia="Times New Roman" w:hAnsi="Times New Roman" w:cs="Times New Roman"/>
+          <w:sz w:val="28"/>
+          <w:szCs w:val="28"/>
+          <w:lang w:val="en-US"/>
+        </w:rPr>
+        <w:t>fetch</w:t>
+      </w:r>
+      <w:r>
+        <w:rPr>
+          <w:rFonts w:ascii="Times New Roman" w:eastAsia="Times New Roman" w:hAnsi="Times New Roman" w:cs="Times New Roman"/>
+          <w:sz w:val="28"/>
+          <w:szCs w:val="28"/>
+          <w:lang w:val="ru-RU"/>
+        </w:rPr>
+        <w:t>).</w:t>
+      </w:r>
+    </w:p>
+    <w:p>
+      <w:pPr>
+        <w:pStyle w:val="a7"/>
+        <w:ind w:left="2160"/>
+        <w:rPr>
+          <w:rFonts w:ascii="Times New Roman" w:eastAsia="Times New Roman" w:hAnsi="Times New Roman" w:cs="Times New Roman"/>
+          <w:sz w:val="28"/>
+          <w:szCs w:val="28"/>
+          <w:lang w:val="en-US"/>
+        </w:rPr>
+      </w:pPr>
+      <w:r>
+        <w:rPr>
+          <w:rFonts w:ascii="Times New Roman" w:eastAsia="Times New Roman" w:hAnsi="Times New Roman" w:cs="Times New Roman"/>
+          <w:sz w:val="28"/>
+          <w:szCs w:val="28"/>
+          <w:lang w:val="en-US"/>
+        </w:rPr>
+        <w:drawing>
+          <wp:inline distT="0" distB="0" distL="0" distR="0" wp14:anchorId="35F904AA" wp14:editId="3E27378E">
+            <wp:extent cx="5943600" cy="937260"/>
+            <wp:effectExtent l="0" t="0" r="0" b="0"/>
+            <wp:docPr id="1973336383" name="Рисунок 1"/>
+            <wp:cNvGraphicFramePr>
+              <a:graphicFrameLocks xmlns:a="http://schemas.openxmlformats.org/drawingml/2006/main" noChangeAspect="1"/>
+            </wp:cNvGraphicFramePr>
+            <a:graphic xmlns:a="http://schemas.openxmlformats.org/drawingml/2006/main">
+              <a:graphicData uri="http://schemas.openxmlformats.org/drawingml/2006/picture">
+                <pic:pic xmlns:pic="http://schemas.openxmlformats.org/drawingml/2006/picture">
+                  <pic:nvPicPr>
+                    <pic:cNvPr id="1973336383" name=""/>
+                    <pic:cNvPicPr/>
+                  </pic:nvPicPr>
+                  <pic:blipFill>
+                    <a:blip r:embed="rId39"/>
+                    <a:stretch>
+                      <a:fillRect/>
+                    </a:stretch>
+                  </pic:blipFill>
+                  <pic:spPr>
+                    <a:xfrm>
+                      <a:off x="0" y="0"/>
+                      <a:ext cx="5943600" cy="937260"/>
+                    </a:xfrm>
+                    <a:prstGeom prst="rect">
+                      <a:avLst/>
+                    </a:prstGeom>
+                  </pic:spPr>
+                </pic:pic>
+              </a:graphicData>
+            </a:graphic>
+          </wp:inline>
+        </w:drawing>
+      </w:r>
+    </w:p>
+    <w:p>
+      <w:pPr>
+        <w:pStyle w:val="a7"/>
+        <w:tabs>
+          <w:tab w:val="left" w:pos="1440"/>
+        </w:tabs>
+        <w:ind w:left="2160"/>
+        <w:rPr>
+          <w:rFonts w:ascii="Times New Roman" w:eastAsia="Times New Roman" w:hAnsi="Times New Roman" w:cs="Times New Roman"/>
+          <w:sz w:val="28"/>
+          <w:szCs w:val="28"/>
+          <w:lang w:val="ru-RU"/>
+        </w:rPr>
+      </w:pPr>
+    </w:p>
+    <w:p>
+      <w:pPr>
+        <w:pStyle w:val="a7"/>
+        <w:numPr>
+          <w:ilvl w:val="1"/>
+          <w:numId w:val="2"/>
+        </w:numPr>
+        <w:tabs>
+          <w:tab w:val="left" w:pos="1440"/>
+        </w:tabs>
+        <w:rPr>
+          <w:rFonts w:ascii="Times New Roman" w:eastAsia="Times New Roman" w:hAnsi="Times New Roman" w:cs="Times New Roman"/>
+          <w:sz w:val="28"/>
+          <w:szCs w:val="28"/>
+          <w:lang w:val="ru-RU"/>
+        </w:rPr>
+      </w:pPr>
+      <w:r>
+        <w:rPr>
+          <w:rFonts w:ascii="Times New Roman" w:eastAsia="Times New Roman" w:hAnsi="Times New Roman" w:cs="Times New Roman"/>
+          <w:sz w:val="28"/>
+          <w:szCs w:val="28"/>
+          <w:lang w:val="ru-RU"/>
+        </w:rPr>
+        <w:t xml:space="preserve">измените несколько файлов в вашем проекте и перенесите их в удаленный репозиторий, </w:t>
+      </w:r>
+    </w:p>
+    <w:p>
+      <w:pPr>
+        <w:pStyle w:val="a7"/>
+        <w:tabs>
+          <w:tab w:val="left" w:pos="1440"/>
+        </w:tabs>
+        <w:ind w:left="2160"/>
+        <w:rPr>
+          <w:rFonts w:ascii="Times New Roman" w:eastAsia="Times New Roman" w:hAnsi="Times New Roman" w:cs="Times New Roman"/>
+          <w:sz w:val="28"/>
+          <w:szCs w:val="28"/>
+          <w:lang w:val="ru-RU"/>
+        </w:rPr>
+      </w:pPr>
+    </w:p>
+    <w:p>
+      <w:pPr>
+        <w:pStyle w:val="a7"/>
+        <w:numPr>
+          <w:ilvl w:val="1"/>
+          <w:numId w:val="2"/>
+        </w:numPr>
+        <w:tabs>
+          <w:tab w:val="left" w:pos="1440"/>
+        </w:tabs>
+        <w:rPr>
+          <w:rFonts w:ascii="Times New Roman" w:eastAsia="Times New Roman" w:hAnsi="Times New Roman" w:cs="Times New Roman"/>
+          <w:sz w:val="28"/>
+          <w:szCs w:val="28"/>
+          <w:lang w:val="ru-RU"/>
+        </w:rPr>
+      </w:pPr>
+      <w:r>
+        <w:rPr>
+          <w:rFonts w:ascii="Times New Roman" w:eastAsia="Times New Roman" w:hAnsi="Times New Roman" w:cs="Times New Roman"/>
+          <w:sz w:val="28"/>
+          <w:szCs w:val="28"/>
+          <w:lang w:val="ru-RU"/>
+        </w:rPr>
+        <w:lastRenderedPageBreak/>
+        <w:t>переименуйте свой удаленный репозиторий</w:t>
+      </w:r>
+    </w:p>
+    <w:p>
+      <w:pPr>
+        <w:pStyle w:val="a7"/>
+        <w:rPr>
+          <w:rFonts w:ascii="Times New Roman" w:eastAsia="Times New Roman" w:hAnsi="Times New Roman" w:cs="Times New Roman"/>
+          <w:sz w:val="28"/>
+          <w:szCs w:val="28"/>
+          <w:lang w:val="ru-RU"/>
+        </w:rPr>
+      </w:pPr>
+    </w:p>
+    <w:p>
+      <w:pPr>
+        <w:pStyle w:val="a7"/>
+        <w:tabs>
+          <w:tab w:val="left" w:pos="1440"/>
+        </w:tabs>
+        <w:ind w:left="2160"/>
+        <w:rPr>
+          <w:rFonts w:ascii="Times New Roman" w:eastAsia="Times New Roman" w:hAnsi="Times New Roman" w:cs="Times New Roman"/>
+          <w:sz w:val="28"/>
+          <w:szCs w:val="28"/>
+          <w:lang w:val="ru-RU"/>
+        </w:rPr>
+      </w:pPr>
+    </w:p>
+    <w:p>
+      <w:pPr>
+        <w:pStyle w:val="a7"/>
+        <w:numPr>
+          <w:ilvl w:val="1"/>
+          <w:numId w:val="2"/>
+        </w:numPr>
+        <w:tabs>
+          <w:tab w:val="left" w:pos="1440"/>
+        </w:tabs>
+        <w:rPr>
+          <w:rFonts w:ascii="Times New Roman" w:eastAsia="Times New Roman" w:hAnsi="Times New Roman" w:cs="Times New Roman"/>
+          <w:sz w:val="28"/>
+          <w:szCs w:val="28"/>
+          <w:lang w:val="ru-RU"/>
+        </w:rPr>
+      </w:pPr>
+      <w:proofErr w:type="spellStart"/>
+      <w:r>
+        <w:rPr>
+          <w:rFonts w:ascii="Times New Roman" w:eastAsia="Times New Roman" w:hAnsi="Times New Roman" w:cs="Times New Roman"/>
+          <w:sz w:val="28"/>
+          <w:szCs w:val="28"/>
+          <w:lang w:val="en-US"/>
+        </w:rPr>
+        <w:t>получите</w:t>
+      </w:r>
+      <w:proofErr w:type="spellEnd"/>
+      <w:r>
+        <w:rPr>
+          <w:rFonts w:ascii="Times New Roman" w:eastAsia="Times New Roman" w:hAnsi="Times New Roman" w:cs="Times New Roman"/>
+          <w:sz w:val="28"/>
+          <w:szCs w:val="28"/>
+          <w:lang w:val="en-US"/>
+        </w:rPr>
+        <w:t xml:space="preserve"> </w:t>
+      </w:r>
+      <w:proofErr w:type="spellStart"/>
+      <w:r>
+        <w:rPr>
+          <w:rFonts w:ascii="Times New Roman" w:eastAsia="Times New Roman" w:hAnsi="Times New Roman" w:cs="Times New Roman"/>
+          <w:sz w:val="28"/>
+          <w:szCs w:val="28"/>
+          <w:lang w:val="en-US"/>
+        </w:rPr>
+        <w:t>данные</w:t>
+      </w:r>
+      <w:proofErr w:type="spellEnd"/>
+      <w:r>
+        <w:rPr>
+          <w:rFonts w:ascii="Times New Roman" w:eastAsia="Times New Roman" w:hAnsi="Times New Roman" w:cs="Times New Roman"/>
+          <w:sz w:val="28"/>
+          <w:szCs w:val="28"/>
+          <w:lang w:val="en-US"/>
+        </w:rPr>
+        <w:t xml:space="preserve"> </w:t>
+      </w:r>
+      <w:proofErr w:type="spellStart"/>
+      <w:r>
+        <w:rPr>
+          <w:rFonts w:ascii="Times New Roman" w:eastAsia="Times New Roman" w:hAnsi="Times New Roman" w:cs="Times New Roman"/>
+          <w:sz w:val="28"/>
+          <w:szCs w:val="28"/>
+          <w:lang w:val="en-US"/>
+        </w:rPr>
+        <w:t>из</w:t>
+      </w:r>
+      <w:proofErr w:type="spellEnd"/>
+      <w:r>
+        <w:rPr>
+          <w:rFonts w:ascii="Times New Roman" w:eastAsia="Times New Roman" w:hAnsi="Times New Roman" w:cs="Times New Roman"/>
+          <w:sz w:val="28"/>
+          <w:szCs w:val="28"/>
+          <w:lang w:val="en-US"/>
+        </w:rPr>
+        <w:t xml:space="preserve"> </w:t>
+      </w:r>
+      <w:proofErr w:type="spellStart"/>
+      <w:r>
+        <w:rPr>
+          <w:rFonts w:ascii="Times New Roman" w:eastAsia="Times New Roman" w:hAnsi="Times New Roman" w:cs="Times New Roman"/>
+          <w:sz w:val="28"/>
+          <w:szCs w:val="28"/>
+          <w:lang w:val="en-US"/>
+        </w:rPr>
+        <w:t>удаленного</w:t>
+      </w:r>
+      <w:proofErr w:type="spellEnd"/>
+      <w:r>
+        <w:rPr>
+          <w:rFonts w:ascii="Times New Roman" w:eastAsia="Times New Roman" w:hAnsi="Times New Roman" w:cs="Times New Roman"/>
+          <w:sz w:val="28"/>
+          <w:szCs w:val="28"/>
+          <w:lang w:val="en-US"/>
+        </w:rPr>
+        <w:t xml:space="preserve"> </w:t>
+      </w:r>
+      <w:proofErr w:type="spellStart"/>
+      <w:r>
+        <w:rPr>
+          <w:rFonts w:ascii="Times New Roman" w:eastAsia="Times New Roman" w:hAnsi="Times New Roman" w:cs="Times New Roman"/>
+          <w:sz w:val="28"/>
+          <w:szCs w:val="28"/>
+          <w:lang w:val="en-US"/>
+        </w:rPr>
+        <w:t>репозитория</w:t>
+      </w:r>
+      <w:proofErr w:type="spellEnd"/>
+    </w:p>
+    <w:p>
+      <w:pPr>
+        <w:pStyle w:val="a7"/>
+        <w:tabs>
+          <w:tab w:val="left" w:pos="1440"/>
+        </w:tabs>
+        <w:ind w:left="2160"/>
+        <w:rPr>
+          <w:rFonts w:ascii="Times New Roman" w:eastAsia="Times New Roman" w:hAnsi="Times New Roman" w:cs="Times New Roman"/>
+          <w:sz w:val="28"/>
+          <w:szCs w:val="28"/>
+          <w:lang w:val="ru-RU"/>
+        </w:rPr>
+      </w:pPr>
+    </w:p>
+    <w:p>
+      <w:pPr>
+        <w:pStyle w:val="a7"/>
+        <w:numPr>
+          <w:ilvl w:val="1"/>
+          <w:numId w:val="2"/>
+        </w:numPr>
+        <w:tabs>
+          <w:tab w:val="left" w:pos="1440"/>
+        </w:tabs>
+        <w:rPr>
+          <w:rFonts w:ascii="Times New Roman" w:eastAsia="Times New Roman" w:hAnsi="Times New Roman" w:cs="Times New Roman"/>
+          <w:sz w:val="28"/>
+          <w:szCs w:val="28"/>
+          <w:lang w:val="ru-RU"/>
+        </w:rPr>
+      </w:pPr>
+      <w:r>
+        <w:rPr>
+          <w:rFonts w:ascii="Times New Roman" w:eastAsia="Times New Roman" w:hAnsi="Times New Roman" w:cs="Times New Roman"/>
+          <w:sz w:val="28"/>
+          <w:szCs w:val="28"/>
+          <w:lang w:val="ru-RU"/>
+        </w:rPr>
+        <w:t>просмотреть историю изменений</w:t>
+      </w:r>
+    </w:p>
+    <w:p>
+      <w:pPr>
+        <w:pStyle w:val="a7"/>
+        <w:rPr>
+          <w:rFonts w:ascii="Times New Roman" w:eastAsia="Times New Roman" w:hAnsi="Times New Roman" w:cs="Times New Roman"/>
+          <w:sz w:val="28"/>
+          <w:szCs w:val="28"/>
+          <w:lang w:val="ru-RU"/>
+        </w:rPr>
+      </w:pPr>
+    </w:p>
+    <w:p>
+      <w:pPr>
+        <w:pStyle w:val="a7"/>
+        <w:tabs>
+          <w:tab w:val="left" w:pos="1440"/>
+        </w:tabs>
+        <w:ind w:left="2160"/>
+        <w:rPr>
+          <w:rFonts w:ascii="Times New Roman" w:eastAsia="Times New Roman" w:hAnsi="Times New Roman" w:cs="Times New Roman"/>
+          <w:sz w:val="28"/>
+          <w:szCs w:val="28"/>
+          <w:lang w:val="ru-RU"/>
+        </w:rPr>
+      </w:pPr>
+    </w:p>
+    <w:p>
+      <w:pPr>
+        <w:pStyle w:val="a7"/>
+        <w:numPr>
+          <w:ilvl w:val="1"/>
+          <w:numId w:val="2"/>
+        </w:numPr>
+        <w:tabs>
+          <w:tab w:val="left" w:pos="1440"/>
+        </w:tabs>
+        <w:rPr>
+          <w:rFonts w:ascii="Times New Roman" w:eastAsia="Times New Roman" w:hAnsi="Times New Roman" w:cs="Times New Roman"/>
+          <w:sz w:val="28"/>
+          <w:szCs w:val="28"/>
+          <w:lang w:val="ru-RU"/>
+        </w:rPr>
+      </w:pPr>
+      <w:r>
+        <w:rPr>
+          <w:rFonts w:ascii="Times New Roman" w:eastAsia="Times New Roman" w:hAnsi="Times New Roman" w:cs="Times New Roman"/>
+          <w:sz w:val="28"/>
+          <w:szCs w:val="28"/>
+          <w:lang w:val="ru-RU"/>
+        </w:rPr>
+        <w:t xml:space="preserve">создайте дополнительную ветку 1 в удаленном </w:t>
+      </w:r>
+      <w:proofErr w:type="spellStart"/>
+      <w:r>
+        <w:rPr>
+          <w:rFonts w:ascii="Times New Roman" w:eastAsia="Times New Roman" w:hAnsi="Times New Roman" w:cs="Times New Roman"/>
+          <w:sz w:val="28"/>
+          <w:szCs w:val="28"/>
+          <w:lang w:val="ru-RU"/>
+        </w:rPr>
+        <w:t>реппозитории</w:t>
+      </w:r>
+      <w:proofErr w:type="spellEnd"/>
+      <w:r>
+        <w:rPr>
+          <w:rFonts w:ascii="Times New Roman" w:eastAsia="Times New Roman" w:hAnsi="Times New Roman" w:cs="Times New Roman"/>
+          <w:sz w:val="28"/>
+          <w:szCs w:val="28"/>
+          <w:lang w:val="ru-RU"/>
+        </w:rPr>
+        <w:t>, перенесите в нее два файла из другой ветки, удалите один из файлов</w:t>
+      </w:r>
+    </w:p>
+    <w:p>
+      <w:pPr>
+        <w:pStyle w:val="a7"/>
+        <w:tabs>
+          <w:tab w:val="left" w:pos="1440"/>
+        </w:tabs>
+        <w:ind w:left="2160"/>
+        <w:rPr>
+          <w:rFonts w:ascii="Times New Roman" w:eastAsia="Times New Roman" w:hAnsi="Times New Roman" w:cs="Times New Roman"/>
+          <w:sz w:val="28"/>
+          <w:szCs w:val="28"/>
+          <w:lang w:val="ru-RU"/>
+        </w:rPr>
+      </w:pPr>
+    </w:p>
+    <w:p>
+      <w:pPr>
+        <w:pStyle w:val="a7"/>
+        <w:numPr>
+          <w:ilvl w:val="1"/>
+          <w:numId w:val="2"/>
+        </w:numPr>
+        <w:tabs>
+          <w:tab w:val="left" w:pos="1440"/>
+        </w:tabs>
+        <w:rPr>
+          <w:rFonts w:ascii="Times New Roman" w:eastAsia="Times New Roman" w:hAnsi="Times New Roman" w:cs="Times New Roman"/>
+          <w:sz w:val="28"/>
+          <w:szCs w:val="28"/>
+          <w:lang w:val="ru-RU"/>
+        </w:rPr>
+      </w:pPr>
+      <w:r>
+        <w:rPr>
+          <w:rFonts w:ascii="Times New Roman" w:eastAsia="Times New Roman" w:hAnsi="Times New Roman" w:cs="Times New Roman"/>
+          <w:sz w:val="28"/>
+          <w:szCs w:val="28"/>
+          <w:lang w:val="ru-RU"/>
+        </w:rPr>
+        <w:t xml:space="preserve">создайте дополнительную ветку 2 в удаленном </w:t>
+      </w:r>
+      <w:proofErr w:type="spellStart"/>
+      <w:r>
+        <w:rPr>
+          <w:rFonts w:ascii="Times New Roman" w:eastAsia="Times New Roman" w:hAnsi="Times New Roman" w:cs="Times New Roman"/>
+          <w:sz w:val="28"/>
+          <w:szCs w:val="28"/>
+          <w:lang w:val="ru-RU"/>
+        </w:rPr>
+        <w:t>реппозитории</w:t>
+      </w:r>
+      <w:proofErr w:type="spellEnd"/>
+      <w:r>
+        <w:rPr>
+          <w:rFonts w:ascii="Times New Roman" w:eastAsia="Times New Roman" w:hAnsi="Times New Roman" w:cs="Times New Roman"/>
+          <w:sz w:val="28"/>
+          <w:szCs w:val="28"/>
+          <w:lang w:val="ru-RU"/>
+        </w:rPr>
+        <w:t xml:space="preserve">, перенесите в нее два файла из вашего проекта, слить изменения в основную ветку, удалить дополнительную ветку </w:t>
+      </w:r>
+    </w:p>
+    <w:p>
+      <w:pPr>
+        <w:pStyle w:val="a7"/>
+        <w:tabs>
+          <w:tab w:val="left" w:pos="1440"/>
+        </w:tabs>
+        <w:ind w:left="1440"/>
+        <w:rPr>
+          <w:rFonts w:ascii="Times New Roman" w:eastAsia="Times New Roman" w:hAnsi="Times New Roman" w:cs="Times New Roman"/>
+          <w:sz w:val="28"/>
+          <w:szCs w:val="28"/>
+          <w:lang w:val="ru-RU"/>
+        </w:rPr>
+      </w:pPr>
+    </w:p>
+    <w:p>
+      <w:pPr>
+        <w:pStyle w:val="a7"/>
+        <w:tabs>
+          <w:tab w:val="left" w:pos="1440"/>
+        </w:tabs>
+        <w:ind w:left="1440"/>
+        <w:rPr>
+          <w:rFonts w:ascii="Times New Roman" w:eastAsia="Times New Roman" w:hAnsi="Times New Roman" w:cs="Times New Roman"/>
+          <w:sz w:val="28"/>
+          <w:szCs w:val="28"/>
+          <w:lang w:val="ru-RU"/>
+        </w:rPr>
+      </w:pPr>
+    </w:p>
     <w:sectPr>
       <w:pgSz w:w="12240" w:h="15840"/>
       <w:pgMar w:top="1440" w:right="1440" w:bottom="1440" w:left="1440" w:header="720" w:footer="720" w:gutter="0"/>
@@ -2076,7 +4815,7 @@
         <w:ind w:left="2160" w:hanging="360"/>
       </w:pPr>
     </w:lvl>
-    <w:lvl w:ilvl="2" w:tplc="0409001B" w:tentative="1">
+    <w:lvl w:ilvl="2" w:tplc="0409001B">
       <w:start w:val="1"/>
       <w:numFmt w:val="lowerRoman"/>
       <w:lvlText w:val="%3."/>
@@ -2141,6 +4880,92 @@
     </w:lvl>
   </w:abstractNum>
   <w:abstractNum w:abstractNumId="3" w15:restartNumberingAfterBreak="0">
+    <w:nsid w:val="52E60ECE"/>
+    <w:multiLevelType w:val="hybridMultilevel"/>
+    <w:tmpl w:val="99D86808"/>
+    <w:lvl w:ilvl="0" w:tplc="0419000F">
+      <w:start w:val="1"/>
+      <w:numFmt w:val="decimal"/>
+      <w:lvlText w:val="%1."/>
+      <w:lvlJc w:val="left"/>
+      <w:pPr>
+        <w:ind w:left="1080" w:hanging="360"/>
+      </w:pPr>
+    </w:lvl>
+    <w:lvl w:ilvl="1" w:tplc="04190019">
+      <w:start w:val="1"/>
+      <w:numFmt w:val="lowerLetter"/>
+      <w:lvlText w:val="%2."/>
+      <w:lvlJc w:val="left"/>
+      <w:pPr>
+        <w:ind w:left="1800" w:hanging="360"/>
+      </w:pPr>
+    </w:lvl>
+    <w:lvl w:ilvl="2" w:tplc="0419001B">
+      <w:start w:val="1"/>
+      <w:numFmt w:val="lowerRoman"/>
+      <w:lvlText w:val="%3."/>
+      <w:lvlJc w:val="right"/>
+      <w:pPr>
+        <w:ind w:left="2520" w:hanging="180"/>
+      </w:pPr>
+    </w:lvl>
+    <w:lvl w:ilvl="3" w:tplc="0419000F">
+      <w:start w:val="1"/>
+      <w:numFmt w:val="decimal"/>
+      <w:lvlText w:val="%4."/>
+      <w:lvlJc w:val="left"/>
+      <w:pPr>
+        <w:ind w:left="3240" w:hanging="360"/>
+      </w:pPr>
+    </w:lvl>
+    <w:lvl w:ilvl="4" w:tplc="04190019">
+      <w:start w:val="1"/>
+      <w:numFmt w:val="lowerLetter"/>
+      <w:lvlText w:val="%5."/>
+      <w:lvlJc w:val="left"/>
+      <w:pPr>
+        <w:ind w:left="3960" w:hanging="360"/>
+      </w:pPr>
+    </w:lvl>
+    <w:lvl w:ilvl="5" w:tplc="0419001B">
+      <w:start w:val="1"/>
+      <w:numFmt w:val="lowerRoman"/>
+      <w:lvlText w:val="%6."/>
+      <w:lvlJc w:val="right"/>
+      <w:pPr>
+        <w:ind w:left="4680" w:hanging="180"/>
+      </w:pPr>
+    </w:lvl>
+    <w:lvl w:ilvl="6" w:tplc="0419000F">
+      <w:start w:val="1"/>
+      <w:numFmt w:val="decimal"/>
+      <w:lvlText w:val="%7."/>
+      <w:lvlJc w:val="left"/>
+      <w:pPr>
+        <w:ind w:left="5400" w:hanging="360"/>
+      </w:pPr>
+    </w:lvl>
+    <w:lvl w:ilvl="7" w:tplc="04190019">
+      <w:start w:val="1"/>
+      <w:numFmt w:val="lowerLetter"/>
+      <w:lvlText w:val="%8."/>
+      <w:lvlJc w:val="left"/>
+      <w:pPr>
+        <w:ind w:left="6120" w:hanging="360"/>
+      </w:pPr>
+    </w:lvl>
+    <w:lvl w:ilvl="8" w:tplc="0419001B">
+      <w:start w:val="1"/>
+      <w:numFmt w:val="lowerRoman"/>
+      <w:lvlText w:val="%9."/>
+      <w:lvlJc w:val="right"/>
+      <w:pPr>
+        <w:ind w:left="6840" w:hanging="180"/>
+      </w:pPr>
+    </w:lvl>
+  </w:abstractNum>
+  <w:abstractNum w:abstractNumId="4" w15:restartNumberingAfterBreak="0">
     <w:nsid w:val="547B3553"/>
     <w:multiLevelType w:val="hybridMultilevel"/>
     <w:tmpl w:val="D75ED916"/>
@@ -2227,7 +5052,7 @@
     </w:lvl>
   </w:abstractNum>
   <w:num w:numId="1" w16cid:durableId="297927611">
-    <w:abstractNumId w:val="3"/>
+    <w:abstractNumId w:val="4"/>
   </w:num>
   <w:num w:numId="2" w16cid:durableId="38357278">
     <w:abstractNumId w:val="2"/>
@@ -2237,6 +5062,36 @@
   </w:num>
   <w:num w:numId="4" w16cid:durableId="2063938085">
     <w:abstractNumId w:val="0"/>
+  </w:num>
+  <w:num w:numId="5" w16cid:durableId="1212771642">
+    <w:abstractNumId w:val="3"/>
+    <w:lvlOverride w:ilvl="0">
+      <w:startOverride w:val="1"/>
+    </w:lvlOverride>
+    <w:lvlOverride w:ilvl="1">
+      <w:startOverride w:val="1"/>
+    </w:lvlOverride>
+    <w:lvlOverride w:ilvl="2">
+      <w:startOverride w:val="1"/>
+    </w:lvlOverride>
+    <w:lvlOverride w:ilvl="3">
+      <w:startOverride w:val="1"/>
+    </w:lvlOverride>
+    <w:lvlOverride w:ilvl="4">
+      <w:startOverride w:val="1"/>
+    </w:lvlOverride>
+    <w:lvlOverride w:ilvl="5">
+      <w:startOverride w:val="1"/>
+    </w:lvlOverride>
+    <w:lvlOverride w:ilvl="6">
+      <w:startOverride w:val="1"/>
+    </w:lvlOverride>
+    <w:lvlOverride w:ilvl="7">
+      <w:startOverride w:val="1"/>
+    </w:lvlOverride>
+    <w:lvlOverride w:ilvl="8">
+      <w:startOverride w:val="1"/>
+    </w:lvlOverride>
   </w:num>
 </w:numbering>
 </file>
@@ -2854,7 +5709,6 @@
   <w:style w:type="character" w:default="1" w:styleId="a0">
     <w:name w:val="Default Paragraph Font"/>
     <w:uiPriority w:val="1"/>
-    <w:semiHidden/>
     <w:unhideWhenUsed/>
   </w:style>
   <w:style w:type="table" w:default="1" w:styleId="a1">
